--- a/wbe-review/WBE_Review_Ch1-8.docx
+++ b/wbe-review/WBE_Review_Ch1-8.docx
@@ -329,7 +329,7 @@
         <w:t xml:space="preserve"> </w:t>
       </w:r>
       <w:r>
-        <w:t xml:space="preserve">— using mechanistic models of excretion, transport, and decay, rather than purely statistical normalization, to reduce the space of admissible solutions — is what restores it. These five concepts (amplitude, temporal, and spatial distortion; identifiability; process-informed correction) are introduced formally in Section 3 and used as the organizing vocabulary for Sections 3–6, and — in later chapters not yet drafted — 7 and 8.</w:t>
+        <w:t xml:space="preserve">— using mechanistic models of excretion, transport, and decay, rather than purely statistical normalization, to reduce the space of admissible solutions — and independent auxiliary information may narrow the admissible solution space, but they cannot guarantee identifiability or recover information irreversibly lost during transport, sampling, or aggregation (§7.0, §7.3, §8.0). These five concepts (amplitude, temporal, and spatial distortion; identifiability; process-informed correction) are introduced formally in Section 3 and used as the organizing vocabulary throughout Sections 3–8.</w:t>
       </w:r>
     </w:p>
     <w:p>
@@ -381,7 +381,7 @@
         <w:pStyle w:val="FirstParagraph"/>
       </w:pPr>
       <w:r>
-        <w:t xml:space="preserve">Section 2 describes this review’s methodology and evidence base, including an honest account of its current limitations. Section 3 develops the source-to-sample signal-formation chain as a formal inverse problem. Section 4 addresses in-sewer transformation and rainfall/seasonal distortion — the review’s mechanistic core — and closes by connecting distortion back to identifiability and process-informed correction. Section 5 extends the same inverse-problem framework through sampling and analytical uncertainty. Section 6 addresses normalization — flow-, population-, and biomarker-based — as a further correction step applied to the already-doubly-distorted reported signal, and argues that normalization is not itself a reconstruction of the source state but a conditionally valid statistical adjustment whose validity must be checked rather than assumed. Later sections (to be drafted) will cover back-calculation and modeling approaches (§7), a formal uncertainty-propagation framework (§8), translation to public health decisions and equity (§9), emerging multi-omics/AI directions (§10), research gaps (§11), and conclusions (§12).</w:t>
+        <w:t xml:space="preserve">Section 2 describes this review’s methodology and evidence base, including an honest account of its current limitations. Section 3 develops the source-to-sample signal-formation chain as a formal inverse problem. Section 4 addresses in-sewer transformation and rainfall/seasonal distortion — the review’s mechanistic core — and closes by connecting distortion back to identifiability and process-informed correction. Section 5 extends the same inverse-problem framework through sampling and analytical uncertainty. Section 6 addresses normalization — flow-, population-, and biomarker-based — as a further correction step applied to the already-doubly-distorted reported signal, and argues that normalization is not itself a reconstruction of the source state but a conditionally valid statistical adjustment whose validity must be checked rather than assumed. Section 7 develops back-calculation, identifiability, and validation as a formal five-way methodological distinction, and Section 8 develops a formal uncertainty-propagation framework spanning source variability to decision uncertainty. Sections 9–12 remain to be drafted: translation to public health decisions and equity (§9), emerging multi-omics/AI directions (§10), research gaps (§11), and conclusions (§12).</w:t>
       </w:r>
     </w:p>
     <w:p>
@@ -12994,7 +12994,7 @@
         <w:pStyle w:val="FirstParagraph"/>
       </w:pPr>
       <w:r>
-        <w:t xml:space="preserve">The following eight questions, asked in sequence, structure the target-type/purpose-specific selection this chapter has argued for (§6.7), and are designed to be redrawable as a flowchart (Figure 2, described below) rather than applied as free-form prose:</w:t>
+        <w:t xml:space="preserve">The following eight questions, asked in sequence, structure the target-type/purpose-specific selection this chapter has argued for (§6.7), and are designed to be redrawable as a flowchart (Figure 1, described below) rather than applied as free-form prose:</w:t>
       </w:r>
     </w:p>
     <w:p>
@@ -13280,14 +13280,14 @@
       <w:r>
         <w:drawing>
           <wp:inline>
-            <wp:extent cx="5334000" cy="4225273"/>
+            <wp:extent cx="6667500" cy="5281591"/>
             <wp:effectExtent b="0" l="0" r="0" t="0"/>
-            <wp:docPr descr="Figure 2. Decision tree for purpose- and target-specific normalization, rendering the eight-question sequence above." title="" id="55" name="Picture"/>
+            <wp:docPr descr="Figure 1. Decision tree for purpose- and target-specific normalization, rendering the eight-question sequence above." title="" id="55" name="Picture"/>
             <a:graphic>
               <a:graphicData uri="http://schemas.openxmlformats.org/drawingml/2006/picture">
                 <pic:pic>
                   <pic:nvPicPr>
-                    <pic:cNvPr descr="WBE_Fig2_Normalization_Decision_Tree.png" id="56" name="Picture"/>
+                    <pic:cNvPr descr="WBE_Fig1_Normalization_Decision_Tree.png" id="56" name="Picture"/>
                     <pic:cNvPicPr>
                       <a:picLocks noChangeArrowheads="1" noChangeAspect="1"/>
                     </pic:cNvPicPr>
@@ -13301,7 +13301,7 @@
                   <pic:spPr bwMode="auto">
                     <a:xfrm>
                       <a:off x="0" y="0"/>
-                      <a:ext cx="5334000" cy="4225273"/>
+                      <a:ext cx="6667500" cy="5281591"/>
                     </a:xfrm>
                     <a:prstGeom prst="rect">
                       <a:avLst/>
@@ -13325,7 +13325,7 @@
         <w:pStyle w:val="ImageCaption"/>
       </w:pPr>
       <w:r>
-        <w:t xml:space="preserve">Figure 2. Decision tree for purpose- and target-specific normalization, rendering the eight-question sequence above.</w:t>
+        <w:t xml:space="preserve">Figure 1. Decision tree for purpose- and target-specific normalization, rendering the eight-question sequence above.</w:t>
       </w:r>
     </w:p>
     <w:p>
@@ -13352,7 +13352,7 @@
           <w:iCs/>
           <w:i/>
         </w:rPr>
-        <w:t xml:space="preserve">WBE_Fig2_Normalization_Decision_Tree.png</w:t>
+        <w:t xml:space="preserve">WBE_Fig1_Normalization_Decision_Tree.png</w:t>
       </w:r>
       <w:r>
         <w:rPr>
@@ -15017,7 +15017,7 @@
         <w:t xml:space="preserve"> </w:t>
       </w:r>
       <w:r>
-        <w:t xml:space="preserve">— combining multiple models or multiple data streams within a single estimation or comparison framework, on the premise that distortions and gaps in any one model or data stream can be partially compensated by independent information in another. A retrospective U.S. national study compared 11 forecasting models (ARIMA, generalized additive models, simple linear regression, Prophet, and an n-sub-epidemic ensemble framework) applied to CDC wastewater surveillance data across a 2022–2024 window, evaluating predictive performance across the ensemble (Alhassan, Karami, Bleichrodt, Hyman, Fung, Luo, &amp; Chowell, 2025/2026 arXiv preprint; specific model-ranking figures pending full-text confirmation).</w:t>
+        <w:t xml:space="preserve">— combining multiple models or multiple data streams within a single estimation or comparison framework, on the premise that distortions and gaps in any one model or data stream can be partially compensated by independent information in another. A retrospective U.S. national study compared 11 forecasting models (ARIMA, generalized additive models, simple linear regression, Prophet, and an n-sub-epidemic ensemble framework) applied to CDC wastewater surveillance data across a 2022–2024 window, evaluating predictive performance across the ensemble (Alhassan, Karami, Bleichrodt, Hyman, Fung, Luo, &amp; Chowell, 2025 arXiv preprint; specific model-ranking figures pending full-text confirmation).</w:t>
       </w:r>
       <w:r>
         <w:t xml:space="preserve"> </w:t>
@@ -17421,19 +17421,19 @@
               <w:jc w:val="left"/>
             </w:pPr>
             <w:r>
-              <w:t xml:space="preserve">✅ (posterior intervals directly quantify this)</w:t>
-            </w:r>
-          </w:p>
-        </w:tc>
-        <w:tc>
-          <w:tcPr/>
-          <w:p>
-            <w:pPr>
-              <w:pStyle w:val="Compact"/>
-              <w:jc w:val="left"/>
-            </w:pPr>
-            <w:r>
-              <w:t xml:space="preserve">✅ explicit latent-state design, though posterior width reflects rather than guarantees resolution — a flat/multimodal posterior is itself diagnostic</w:t>
+              <w:t xml:space="preserve">⚠ a posterior credible interval describes parameter uncertainty conditional on the chosen model and prior — it is not, by itself, evidence of structural or practical identifiability (§8.9’s narrow-posterior critique); a narrow interval can result from an informative/overconfident prior or an overly rigid model structure rather than genuine identifiability, so this requires independent structural/practical identifiability diagnostics (§7.3) before being read as ✅</w:t>
+            </w:r>
+          </w:p>
+        </w:tc>
+        <w:tc>
+          <w:tcPr/>
+          <w:p>
+            <w:pPr>
+              <w:pStyle w:val="Compact"/>
+              <w:jc w:val="left"/>
+            </w:pPr>
+            <w:r>
+              <w:t xml:space="preserve">⚠ explicitly models a latent state and provides posterior state estimates, but this does not by itself establish state observability — no formal observability analysis or synthetic-state/known-truth recovery test was confirmed for this study, so posterior state estimates should not be equated with demonstrated observability</w:t>
             </w:r>
           </w:p>
         </w:tc>
@@ -17607,7 +17607,7 @@
               <w:jc w:val="left"/>
             </w:pPr>
             <w:r>
-              <w:t xml:space="preserve">Multi-model ensembles (e.g., Alhassan et al., 2025/2026)</w:t>
+              <w:t xml:space="preserve">Multi-model ensembles (e.g., Alhassan et al., 2025)</w:t>
             </w:r>
           </w:p>
         </w:tc>
@@ -18441,19 +18441,19 @@
               <w:jc w:val="left"/>
             </w:pPr>
             <w:r>
-              <w:t xml:space="preserve">n/a (Bayesian framework; identifiability not the stated focus)</w:t>
-            </w:r>
-          </w:p>
-        </w:tc>
-        <w:tc>
-          <w:tcPr/>
-          <w:p>
-            <w:pPr>
-              <w:pStyle w:val="Compact"/>
-              <w:jc w:val="left"/>
-            </w:pPr>
-            <w:r>
-              <w:t xml:space="preserve">✅ yes — explicit functional-data latent-process design addresses missingness and state recovery directly</w:t>
+              <w:t xml:space="preserve">⚠ not applicable in the classical sense (Bayesian framework, identifiability not the stated focus), and a posterior interval alone does not establish it (§7.0, §8.9)</w:t>
+            </w:r>
+          </w:p>
+        </w:tc>
+        <w:tc>
+          <w:tcPr/>
+          <w:p>
+            <w:pPr>
+              <w:pStyle w:val="Compact"/>
+              <w:jc w:val="left"/>
+            </w:pPr>
+            <w:r>
+              <w:t xml:space="preserve">⚠ explicitly models a latent process and reports posterior state estimates addressing missingness, but no formal observability or synthetic-state recovery test was confirmed — posterior estimates alone are not equated with demonstrated observability</w:t>
             </w:r>
           </w:p>
         </w:tc>
@@ -18711,7 +18711,7 @@
               <w:jc w:val="left"/>
             </w:pPr>
             <w:r>
-              <w:t xml:space="preserve">Alhassan et al. (2025/2026)</w:t>
+              <w:t xml:space="preserve">Alhassan et al. (2025)</w:t>
             </w:r>
           </w:p>
         </w:tc>
@@ -22511,7 +22511,7 @@
         <w:pStyle w:val="FirstParagraph"/>
       </w:pPr>
       <w:r>
-        <w:t xml:space="preserve">The standard simulation-based alternative: (1) specify a probability distribution for every uncertain input; (2) preserve known correlation structure among inputs rather than assuming independence (§8.10); (3) repeatedly sample from the joint input distribution and propagate each draw through the forward (or inverse) model; (4) collect the resulting distribution of outputs; (5) report medians, quantiles, and exceedance probabilities rather than a single point estimate plus symmetric error bar. Monte Carlo methods have a genuine track record in the chemical-WBE consumption-estimation literature specifically — beyond the formal Bayesian framework already discussed (Jones et al., 2014), Monte Carlo simulation has been applied directly to estimate uncertainty and variability in methamphetamine consumption and prevalence, and separately to neuropsychiatric drug prevalence estimates across multiple communities, from wastewater biomarker data (search identified these as real, distinct primary studies in this literature; specific author lists and quantitative findings not independently confirmed this session — flagged in the verification table as a documented category of chemical-WBE Monte Carlo studies, not a single fully-verified citation).</w:t>
+        <w:t xml:space="preserve">The standard simulation-based alternative: (1) specify a probability distribution for every uncertain input; (2) preserve known correlation structure among inputs rather than assuming independence (§8.10); (3) repeatedly sample from the joint input distribution and propagate each draw through the forward (or inverse) model; (4) collect the resulting distribution of outputs; (5) report medians, quantiles, and exceedance probabilities rather than a single point estimate plus symmetric error bar. Monte Carlo methods have a genuine track record in the chemical-WBE consumption-estimation literature specifically — beyond the formal Bayesian framework already discussed (Jones et al., 2014), Monte Carlo simulation (100,000 resampling iterations over the probability distributions assigned to each input parameter) was applied directly to estimate uncertainty and variability in methamphetamine consumption and prevalence in Beijing (Pei, Zhan, Yan, Ge, Zhang, Wang, &amp; Wang, 2016), and, separately, to neuropsychiatric and illicit drug prevalence estimates across three U.S. communities — described as the first application of Monte Carlo uncertainty propagation to WBE prevalence estimation in the U.S. (Croft, Huffines, Pathak, &amp; Subedi, 2020). Both are real, named, primary chemical-WBE Monte Carlo studies; the specific numeric outputs each reports (e.g., Beijing’s median 2.6 kg/day methamphetamine consumption estimate, or the Kentucky per-capita consumption figures) are flagged in the verification table as pending full-text confirmation, consistent with this review’s standing evidentiary caveat, but the studies themselves and their authorship are no longer unnamed.</w:t>
       </w:r>
     </w:p>
     <w:p>
@@ -23582,7 +23582,7 @@
         <w:t xml:space="preserve"> </w:t>
       </w:r>
       <w:r>
-        <w:t xml:space="preserve">— running several plausible model structures and combining their outputs, whether by simple averaging or by performance-weighted combination — is the most direct approach, and the multi-model wastewater-forecasting comparison discussed in §7.1.2/§7.4 (Alhassan et al., 2025/2026) is this review’s clearest WBE example of this practice, though as a retrospective forecast comparison rather than a full structural-uncertainty-quantification exercise per se.</w:t>
+        <w:t xml:space="preserve">— running several plausible model structures and combining their outputs, whether by simple averaging or by performance-weighted combination — is the most direct approach, and the multi-model wastewater-forecasting comparison discussed in §7.1.2/§7.4 (Alhassan et al., 2025) is this review’s clearest WBE example of this practice, though as a retrospective forecast comparison rather than a full structural-uncertainty-quantification exercise per se.</w:t>
       </w:r>
       <w:r>
         <w:t xml:space="preserve"> </w:t>
@@ -23958,7 +23958,7 @@
         <w:t xml:space="preserve"> </w:t>
       </w:r>
       <w:r>
-        <w:t xml:space="preserve">— the original figure this review delivers alongside this chapter (Figure 4, described in the companion materials) — and its practical value is identifying which stage dominates total uncertainty for a</w:t>
+        <w:t xml:space="preserve">— the original figure this review delivers alongside this chapter (Figure 3, described in the companion materials) — and its practical value is identifying which stage dominates total uncertainty for a</w:t>
       </w:r>
       <w:r>
         <w:t xml:space="preserve"> </w:t>
@@ -25943,13 +25943,13 @@
       </w:r>
     </w:p>
     <w:bookmarkEnd w:id="89"/>
-    <w:bookmarkStart w:id="96" w:name="X5b1ce61b214ab7bdc25d01fc31aa0aa5f9eb779"/>
+    <w:bookmarkStart w:id="96" w:name="Xeb8af41a5ccd1b810658a2499499fb481b29523"/>
     <w:p>
       <w:pPr>
         <w:pStyle w:val="Heading3"/>
       </w:pPr>
       <w:r>
-        <w:t xml:space="preserve">Figure 3 and Figure 4 (delivered as separate image files alongside this document)</w:t>
+        <w:t xml:space="preserve">Figure 2 and Figure 3 (delivered as separate image files alongside this document)</w:t>
       </w:r>
     </w:p>
     <w:p>
@@ -25959,14 +25959,14 @@
       <w:r>
         <w:drawing>
           <wp:inline>
-            <wp:extent cx="5334000" cy="2949516"/>
+            <wp:extent cx="6667500" cy="3686895"/>
             <wp:effectExtent b="0" l="0" r="0" t="0"/>
-            <wp:docPr descr="Figure 3. Uncertainty propagation across the source–sewer–measurement–normalization–reconstruction chain, with the §8.13 law-of-total-variance decomposition indicated at each stage." title="" id="91" name="Picture"/>
+            <wp:docPr descr="Figure 2. Uncertainty propagation across the source–sewer–measurement–normalization–reconstruction chain, with the §8.13 law-of-total-variance decomposition indicated at each stage." title="" id="91" name="Picture"/>
             <a:graphic>
               <a:graphicData uri="http://schemas.openxmlformats.org/drawingml/2006/picture">
                 <pic:pic>
                   <pic:nvPicPr>
-                    <pic:cNvPr descr="WBE_Fig3_Uncertainty_Chain.png" id="92" name="Picture"/>
+                    <pic:cNvPr descr="WBE_Fig2_Uncertainty_Chain.png" id="92" name="Picture"/>
                     <pic:cNvPicPr>
                       <a:picLocks noChangeArrowheads="1" noChangeAspect="1"/>
                     </pic:cNvPicPr>
@@ -25980,7 +25980,7 @@
                   <pic:spPr bwMode="auto">
                     <a:xfrm>
                       <a:off x="0" y="0"/>
-                      <a:ext cx="5334000" cy="2949516"/>
+                      <a:ext cx="6667500" cy="3686895"/>
                     </a:xfrm>
                     <a:prstGeom prst="rect">
                       <a:avLst/>
@@ -26004,7 +26004,7 @@
         <w:pStyle w:val="ImageCaption"/>
       </w:pPr>
       <w:r>
-        <w:t xml:space="preserve">Figure 3. Uncertainty propagation across the source–sewer–measurement–normalization–reconstruction chain, with the §8.13 law-of-total-variance decomposition indicated at each stage.</w:t>
+        <w:t xml:space="preserve">Figure 2. Uncertainty propagation across the source–sewer–measurement–normalization–reconstruction chain, with the §8.13 law-of-total-variance decomposition indicated at each stage.</w:t>
       </w:r>
     </w:p>
     <w:p>
@@ -26014,14 +26014,14 @@
       <w:r>
         <w:drawing>
           <wp:inline>
-            <wp:extent cx="5334000" cy="5333999"/>
+            <wp:extent cx="6667500" cy="6667500"/>
             <wp:effectExtent b="0" l="0" r="0" t="0"/>
-            <wp:docPr descr="Figure 4. Uncertainty budget and correlated-parameter network, summarizing Table 6’s dependency structure." title="" id="94" name="Picture"/>
+            <wp:docPr descr="Figure 3. Uncertainty budget and correlated-parameter network, summarizing Table 6’s dependency structure." title="" id="94" name="Picture"/>
             <a:graphic>
               <a:graphicData uri="http://schemas.openxmlformats.org/drawingml/2006/picture">
                 <pic:pic>
                   <pic:nvPicPr>
-                    <pic:cNvPr descr="WBE_Fig4_Uncertainty_Budget_Network.png" id="95" name="Picture"/>
+                    <pic:cNvPr descr="WBE_Fig3_Uncertainty_Budget_Network.png" id="95" name="Picture"/>
                     <pic:cNvPicPr>
                       <a:picLocks noChangeArrowheads="1" noChangeAspect="1"/>
                     </pic:cNvPicPr>
@@ -26035,7 +26035,7 @@
                   <pic:spPr bwMode="auto">
                     <a:xfrm>
                       <a:off x="0" y="0"/>
-                      <a:ext cx="5334000" cy="5333999"/>
+                      <a:ext cx="6667500" cy="6667500"/>
                     </a:xfrm>
                     <a:prstGeom prst="rect">
                       <a:avLst/>
@@ -26059,7 +26059,7 @@
         <w:pStyle w:val="ImageCaption"/>
       </w:pPr>
       <w:r>
-        <w:t xml:space="preserve">Figure 4. Uncertainty budget and correlated-parameter network, summarizing Table 6’s dependency structure.</w:t>
+        <w:t xml:space="preserve">Figure 3. Uncertainty budget and correlated-parameter network, summarizing Table 6’s dependency structure.</w:t>
       </w:r>
     </w:p>
     <w:p>
@@ -26174,7 +26174,19 @@
         <w:t xml:space="preserve"> </w:t>
       </w:r>
       <w:r>
-        <w:t xml:space="preserve">— complete reference list (author, year, title, journal, volume/issue/pages, DOI) for every source cited above, including the three sources added for Chapter 8 ([46]–[48]).</w:t>
+        <w:t xml:space="preserve">— complete reference list (author, year, title, journal, volume/issue/pages, DOI) for every source cited above, including the five sources added for Chapter 8 ([46]–[50]) (also delivered as</w:t>
+      </w:r>
+      <w:r>
+        <w:t xml:space="preserve"> </w:t>
+      </w:r>
+      <w:r>
+        <w:rPr>
+          <w:rStyle w:val="VerbatimChar"/>
+        </w:rPr>
+        <w:t xml:space="preserve">.docx</w:t>
+      </w:r>
+      <w:r>
+        <w:t xml:space="preserve">).</w:t>
       </w:r>
     </w:p>
     <w:p>
@@ -26197,7 +26209,19 @@
         <w:t xml:space="preserve"> </w:t>
       </w:r>
       <w:r>
-        <w:t xml:space="preserve">— per-citation table of evidence type, DOI/link, the specific claim each source supports in the text above, and verification status, updated for Chapter 8.</w:t>
+        <w:t xml:space="preserve">— per-citation table of evidence type, DOI/link, the specific claim each source supports in the text above, and verification status, updated for Chapter 8 (also delivered as</w:t>
+      </w:r>
+      <w:r>
+        <w:t xml:space="preserve"> </w:t>
+      </w:r>
+      <w:r>
+        <w:rPr>
+          <w:rStyle w:val="VerbatimChar"/>
+        </w:rPr>
+        <w:t xml:space="preserve">.docx</w:t>
+      </w:r>
+      <w:r>
+        <w:t xml:space="preserve">).</w:t>
       </w:r>
     </w:p>
     <w:p>
@@ -26220,7 +26244,19 @@
         <w:t xml:space="preserve"> </w:t>
       </w:r>
       <w:r>
-        <w:t xml:space="preserve">— consolidated list of every number and claim across Chapters 1–8 still awaiting full-text verification, including a new Chapter 8 section on probability distributions and parameter ranges.</w:t>
+        <w:t xml:space="preserve">— consolidated list of every number and claim across Chapters 1–8 still awaiting full-text verification, including a new Chapter 8 section on probability distributions and parameter ranges (also delivered as</w:t>
+      </w:r>
+      <w:r>
+        <w:t xml:space="preserve"> </w:t>
+      </w:r>
+      <w:r>
+        <w:rPr>
+          <w:rStyle w:val="VerbatimChar"/>
+        </w:rPr>
+        <w:t xml:space="preserve">.docx</w:t>
+      </w:r>
+      <w:r>
+        <w:t xml:space="preserve">).</w:t>
       </w:r>
     </w:p>
     <w:p>
@@ -26237,7 +26273,7 @@
           <w:bCs/>
           <w:b/>
         </w:rPr>
-        <w:t xml:space="preserve">WBE_Fig2_Normalization_Decision_Tree.png</w:t>
+        <w:t xml:space="preserve">WBE_Fig1_Normalization_Decision_Tree.png</w:t>
       </w:r>
       <w:r>
         <w:t xml:space="preserve"> </w:t>
@@ -26260,13 +26296,13 @@
           <w:bCs/>
           <w:b/>
         </w:rPr>
-        <w:t xml:space="preserve">WBE_Fig3_Uncertainty_Chain.png</w:t>
-      </w:r>
-      <w:r>
-        <w:t xml:space="preserve"> </w:t>
-      </w:r>
-      <w:r>
-        <w:t xml:space="preserve">— the §8 uncertainty-propagation chain diagram (Figure 3).</w:t>
+        <w:t xml:space="preserve">WBE_Fig2_Uncertainty_Chain.png</w:t>
+      </w:r>
+      <w:r>
+        <w:t xml:space="preserve"> </w:t>
+      </w:r>
+      <w:r>
+        <w:t xml:space="preserve">— the §8 uncertainty-propagation chain diagram (Figure 2).</w:t>
       </w:r>
     </w:p>
     <w:p>
@@ -26283,13 +26319,13 @@
           <w:bCs/>
           <w:b/>
         </w:rPr>
-        <w:t xml:space="preserve">WBE_Fig4_Uncertainty_Budget_Network.png</w:t>
-      </w:r>
-      <w:r>
-        <w:t xml:space="preserve"> </w:t>
-      </w:r>
-      <w:r>
-        <w:t xml:space="preserve">— the §8.10 correlated-parameter network diagram (Figure 4).</w:t>
+        <w:t xml:space="preserve">WBE_Fig3_Uncertainty_Budget_Network.png</w:t>
+      </w:r>
+      <w:r>
+        <w:t xml:space="preserve"> </w:t>
+      </w:r>
+      <w:r>
+        <w:t xml:space="preserve">— the §8.10 correlated-parameter network diagram (Figure 3).</w:t>
       </w:r>
     </w:p>
     <w:p>
@@ -26312,7 +26348,112 @@
         <w:t xml:space="preserve"> </w:t>
       </w:r>
       <w:r>
-        <w:t xml:space="preserve">— sourcing and evidence-balance audit specific to Chapter 8 (parameter-correlation handling, structural-uncertainty propagation, and coverage/external validation tracked per study).</w:t>
+        <w:t xml:space="preserve">— sourcing and evidence-balance audit specific to Chapter 8 (parameter-correlation handling, structural-uncertainty propagation, and coverage/external validation tracked per study) (also delivered as</w:t>
+      </w:r>
+      <w:r>
+        <w:t xml:space="preserve"> </w:t>
+      </w:r>
+      <w:r>
+        <w:rPr>
+          <w:rStyle w:val="VerbatimChar"/>
+        </w:rPr>
+        <w:t xml:space="preserve">.docx</w:t>
+      </w:r>
+      <w:r>
+        <w:t xml:space="preserve">).</w:t>
+      </w:r>
+    </w:p>
+    <w:p>
+      <w:pPr>
+        <w:numPr>
+          <w:ilvl w:val="0"/>
+          <w:numId w:val="1027"/>
+        </w:numPr>
+        <w:pStyle w:val="Compact"/>
+      </w:pPr>
+      <w:r>
+        <w:rPr>
+          <w:rStyle w:val="VerbatimChar"/>
+          <w:bCs/>
+          <w:b/>
+        </w:rPr>
+        <w:t xml:space="preserve">WBE_Review_Ch7_Model_Audit_Table.md</w:t>
+      </w:r>
+      <w:r>
+        <w:t xml:space="preserve"> </w:t>
+      </w:r>
+      <w:r>
+        <w:t xml:space="preserve">— Chapter 7’s Table 4 (five-way framework by method family) and Table 5 (eight-attribute per-study audit), extracted as a standalone file (also delivered as</w:t>
+      </w:r>
+      <w:r>
+        <w:t xml:space="preserve"> </w:t>
+      </w:r>
+      <w:r>
+        <w:rPr>
+          <w:rStyle w:val="VerbatimChar"/>
+        </w:rPr>
+        <w:t xml:space="preserve">.docx</w:t>
+      </w:r>
+      <w:r>
+        <w:t xml:space="preserve">).</w:t>
+      </w:r>
+    </w:p>
+    <w:p>
+      <w:pPr>
+        <w:numPr>
+          <w:ilvl w:val="0"/>
+          <w:numId w:val="1027"/>
+        </w:numPr>
+        <w:pStyle w:val="Compact"/>
+      </w:pPr>
+      <w:r>
+        <w:rPr>
+          <w:rStyle w:val="VerbatimChar"/>
+          <w:bCs/>
+          <w:b/>
+        </w:rPr>
+        <w:t xml:space="preserve">WBE_Review_Ch8_Parameter_Distribution_Table.md</w:t>
+      </w:r>
+      <w:r>
+        <w:t xml:space="preserve"> </w:t>
+      </w:r>
+      <w:r>
+        <w:t xml:space="preserve">— Chapter 8’s Table 6 (parameter–distribution–source–correlation summary) plus the §8.10 named-dependency table, extracted as a standalone file (also delivered as</w:t>
+      </w:r>
+      <w:r>
+        <w:t xml:space="preserve"> </w:t>
+      </w:r>
+      <w:r>
+        <w:rPr>
+          <w:rStyle w:val="VerbatimChar"/>
+        </w:rPr>
+        <w:t xml:space="preserve">.docx</w:t>
+      </w:r>
+      <w:r>
+        <w:t xml:space="preserve">).</w:t>
+      </w:r>
+    </w:p>
+    <w:p>
+      <w:pPr>
+        <w:numPr>
+          <w:ilvl w:val="0"/>
+          <w:numId w:val="1027"/>
+        </w:numPr>
+        <w:pStyle w:val="Compact"/>
+      </w:pPr>
+      <w:r>
+        <w:rPr>
+          <w:rStyle w:val="VerbatimChar"/>
+          <w:bCs/>
+          <w:b/>
+        </w:rPr>
+        <w:t xml:space="preserve">WBE_Review_Ch8_Evidence_Freeze_Audit.md</w:t>
+      </w:r>
+      <w:r>
+        <w:t xml:space="preserve"> </w:t>
+      </w:r>
+      <w:r>
+        <w:t xml:space="preserve">— per-chapter count of primary WBE studies, systematic reviews, general methodological sources, full-text-read sources, abstract/metadata-only sources, and paragraphs without a specific citation.</w:t>
       </w:r>
     </w:p>
     <w:p>
@@ -28501,7 +28642,10 @@
     </w:p>
     <w:bookmarkEnd w:id="103"/>
     <w:bookmarkEnd w:id="104"/>
-    <w:sectPr/>
+    <w:sectPr>
+      <w:pgSz w:h="15840" w:w="12240"/>
+      <w:pgMar w:bottom="1008" w:left="864" w:right="864" w:top="1008"/>
+    </w:sectPr>
   </w:body>
 </w:document>
 </file>

--- a/wbe-review/WBE_Review_Ch1-8.docx
+++ b/wbe-review/WBE_Review_Ch1-8.docx
@@ -2,7 +2,7 @@
 <file path=word/document.xml><?xml version="1.0" encoding="utf-8"?>
 <w:document xmlns:w="http://schemas.openxmlformats.org/wordprocessingml/2006/main" xmlns:m="http://schemas.openxmlformats.org/officeDocument/2006/math" xmlns:r="http://schemas.openxmlformats.org/officeDocument/2006/relationships" xmlns:o="urn:schemas-microsoft-com:office:office" xmlns:v="urn:schemas-microsoft-com:vml" xmlns:w10="urn:schemas-microsoft-com:office:word" xmlns:a="http://schemas.openxmlformats.org/drawingml/2006/main" xmlns:pic="http://schemas.openxmlformats.org/drawingml/2006/picture" xmlns:wp="http://schemas.openxmlformats.org/drawingml/2006/wordprocessingDrawing">
   <w:body>
-    <w:bookmarkStart w:id="104" w:name="X4aefd3a70ea96ac75327f016555b4b0ae80883f"/>
+    <w:bookmarkStart w:id="117" w:name="X4aefd3a70ea96ac75327f016555b4b0ae80883f"/>
     <w:p>
       <w:pPr>
         <w:pStyle w:val="Heading1"/>
@@ -20,7 +20,7 @@
           <w:bCs/>
           <w:b/>
         </w:rPr>
-        <w:t xml:space="preserve">Working draft — Chapters 1–8 (Chapter 8 added 2026-07-13:</w:t>
+        <w:t xml:space="preserve">Working draft — Chapters 1–9 (Chapter 9 added 2026-07-14:</w:t>
       </w:r>
       <w:r>
         <w:rPr>
@@ -41,7 +41,7 @@
           <w:bCs/>
           <w:b/>
         </w:rPr>
-        <w:t xml:space="preserve">Uncertainty propagation in wastewater-based epidemiology: from source variability to decision uncertainty</w:t>
+        <w:t xml:space="preserve">Integration with public-health surveillance and decision-making</w:t>
       </w:r>
       <w:r>
         <w:rPr>
@@ -67,7 +67,7 @@
           <w:iCs/>
           <w:i/>
         </w:rPr>
-        <w:t xml:space="preserve">Status: this is a working draft, not a submission-ready manuscript, at every chapter drafted so far — Chapter 8 is no more submission-ready than Chapters 1–7 were when first delivered. It has not undergone a systematic literature search (see §2.1–§2.2), full-text citation verification (see §2.3), peer review, or co-author sign-off. All citations were retrieved via web search this session; full-text retrieval was blocked throughout. Every quantitative claim carries an explicit verification status in the companion Citation Verification Table and should be treated as</w:t>
+        <w:t xml:space="preserve">Status: this is a working draft, not a submission-ready manuscript, at every chapter drafted so far — Chapter 9 is no more submission-ready than Chapters 1–8 were when first delivered, and is held to a stricter reading than usual per explicit instruction: the review’s formal systematic search has still not been executed (§2.1–§2.2, and see</w:t>
       </w:r>
       <w:r>
         <w:rPr>
@@ -78,24 +78,25 @@
       </w:r>
       <w:r>
         <w:rPr>
+          <w:rStyle w:val="VerbatimChar"/>
           <w:iCs/>
           <w:i/>
         </w:rPr>
-        <w:t xml:space="preserve">“</w:t>
+        <w:t xml:space="preserve">systematic-review/</w:t>
       </w:r>
       <w:r>
         <w:rPr>
           <w:iCs/>
           <w:i/>
         </w:rPr>
-        <w:t xml:space="preserve">pending full-text verification</w:t>
+        <w:t xml:space="preserve"> </w:t>
       </w:r>
       <w:r>
         <w:rPr>
           <w:iCs/>
           <w:i/>
         </w:rPr>
-        <w:t xml:space="preserve">”</w:t>
+        <w:t xml:space="preserve">for the execution toolkit’s current status — built and tested, but not yet run against any real database export), full-text citation verification remains at 0 of the review’s references (§2.3;</w:t>
       </w:r>
       <w:r>
         <w:rPr>
@@ -106,10 +107,60 @@
       </w:r>
       <w:r>
         <w:rPr>
+          <w:rStyle w:val="VerbatimChar"/>
           <w:iCs/>
           <w:i/>
         </w:rPr>
-        <w:t xml:space="preserve">unless that table marks it otherwise. Do not circulate, quote, or submit any part of this draft as finished work. Chapters 9–12 are not yet drafted.</w:t>
+        <w:t xml:space="preserve">WBE_Review_Ch8_Evidence_Freeze_Audit.md</w:t>
+      </w:r>
+      <w:r>
+        <w:rPr>
+          <w:iCs/>
+          <w:i/>
+        </w:rPr>
+        <w:t xml:space="preserve">’s 0/51 snapshot is preserved unchanged as a frozen record of Chapters 1–8’s evidence base as of the point Chapter 9 began, and is not restated or updated for Chapter 9’s additional references here), and Chapters 1–8 continue to be treated as a working draft rather than a submission-ready manuscript. All citations were retrieved via web search this session; full-text retrieval was blocked throughout. Every quantitative claim — including every threshold, percentage, performance figure, and generalizable finding in Chapter 9 — carries an explicit verification status in the companion Citation Verification Table and should be treated as</w:t>
+      </w:r>
+      <w:r>
+        <w:rPr>
+          <w:iCs/>
+          <w:i/>
+        </w:rPr>
+        <w:t xml:space="preserve"> </w:t>
+      </w:r>
+      <w:r>
+        <w:rPr>
+          <w:iCs/>
+          <w:i/>
+        </w:rPr>
+        <w:t xml:space="preserve">“</w:t>
+      </w:r>
+      <w:r>
+        <w:rPr>
+          <w:iCs/>
+          <w:i/>
+        </w:rPr>
+        <w:t xml:space="preserve">pending full-text verification</w:t>
+      </w:r>
+      <w:r>
+        <w:rPr>
+          <w:iCs/>
+          <w:i/>
+        </w:rPr>
+        <w:t xml:space="preserve">”</w:t>
+      </w:r>
+      <w:r>
+        <w:rPr>
+          <w:iCs/>
+          <w:i/>
+        </w:rPr>
+        <w:t xml:space="preserve"> </w:t>
+      </w:r>
+      <w:r>
+        <w:rPr>
+          <w:iCs/>
+          <w:i/>
+        </w:rPr>
+        <w:t xml:space="preserve">unless that table marks it otherwise; several Chapter 9 claims are deliberately reported without a specific number at all, rather than with a hedge, where no number could be corroborated with reasonable confidence. Do not circulate, quote, or submit any part of this draft as finished work, and do not read Chapter 9’s conclusions as settled findings — they are this review’s own conceptual synthesis, built on an unverified evidence base, pending the formal search-and-verification process named in §2 and not yet begun. Chapters 10–12 are not yet drafted.</w:t>
       </w:r>
     </w:p>
     <w:p>
@@ -381,7 +432,7 @@
         <w:pStyle w:val="FirstParagraph"/>
       </w:pPr>
       <w:r>
-        <w:t xml:space="preserve">Section 2 describes this review’s methodology and evidence base, including an honest account of its current limitations. Section 3 develops the source-to-sample signal-formation chain as a formal inverse problem. Section 4 addresses in-sewer transformation and rainfall/seasonal distortion — the review’s mechanistic core — and closes by connecting distortion back to identifiability and process-informed correction. Section 5 extends the same inverse-problem framework through sampling and analytical uncertainty. Section 6 addresses normalization — flow-, population-, and biomarker-based — as a further correction step applied to the already-doubly-distorted reported signal, and argues that normalization is not itself a reconstruction of the source state but a conditionally valid statistical adjustment whose validity must be checked rather than assumed. Section 7 develops back-calculation, identifiability, and validation as a formal five-way methodological distinction, and Section 8 develops a formal uncertainty-propagation framework spanning source variability to decision uncertainty. Sections 9–12 remain to be drafted: translation to public health decisions and equity (§9), emerging multi-omics/AI directions (§10), research gaps (§11), and conclusions (§12).</w:t>
+        <w:t xml:space="preserve">Section 2 describes this review’s methodology and evidence base, including an honest account of its current limitations. Section 3 develops the source-to-sample signal-formation chain as a formal inverse problem. Section 4 addresses in-sewer transformation and rainfall/seasonal distortion — the review’s mechanistic core — and closes by connecting distortion back to identifiability and process-informed correction. Section 5 extends the same inverse-problem framework through sampling and analytical uncertainty. Section 6 addresses normalization — flow-, population-, and biomarker-based — as a further correction step applied to the already-doubly-distorted reported signal, and argues that normalization is not itself a reconstruction of the source state but a conditionally valid statistical adjustment whose validity must be checked rather than assumed. Section 7 develops back-calculation, identifiability, and validation as a formal five-way methodological distinction, and Section 8 develops a formal uncertainty-propagation framework spanning source variability to decision uncertainty. Section 9 translates the resulting uncertainty-quantified signal into public-health decision-making — distinguishing trend, anomaly-detection, and absolute-magnitude surveillance objectives; alert-threshold design under asymmetric error costs; multi-source data fusion; the boundary between wastewater surveillance and clinical care it cannot replace; the privacy, stigma, and equity considerations specific to small-catchment and building-scale monitoring; and the conditions under which a scientifically detectable signal becomes institutionally actionable. Sections 10–12 remain to be drafted: emerging multi-omics/AI directions (§10), research gaps (§11), and conclusions (§12).</w:t>
       </w:r>
     </w:p>
     <w:p>
@@ -26069,34 +26120,15 @@
         </w:pict>
       </w:r>
     </w:p>
-    <w:p>
-      <w:pPr>
-        <w:pStyle w:val="FirstParagraph"/>
-      </w:pPr>
-      <w:r>
-        <w:rPr>
-          <w:iCs/>
-          <w:i/>
-        </w:rPr>
-        <w:t xml:space="preserve">[Draft continues in Section 9: Integration with Public Health Surveillance and Decision-Making — not yet drafted.]</w:t>
-      </w:r>
-    </w:p>
-    <w:p>
-      <w:r>
-        <w:pict>
-          <v:rect style="width:0;height:1.5pt" o:hralign="center" o:hrstd="t" o:hr="t"/>
-        </w:pict>
-      </w:r>
-    </w:p>
     <w:bookmarkEnd w:id="96"/>
     <w:bookmarkEnd w:id="97"/>
-    <w:bookmarkStart w:id="98" w:name="note-on-companion-files"/>
+    <w:bookmarkStart w:id="109" w:name="X2d376d5d357d2561729d22e7090a2e57db67800"/>
     <w:p>
       <w:pPr>
         <w:pStyle w:val="Heading2"/>
       </w:pPr>
       <w:r>
-        <w:t xml:space="preserve">Note on companion files</w:t>
+        <w:t xml:space="preserve">9. Integration with Public-Health Surveillance and Decision-Making</w:t>
       </w:r>
     </w:p>
     <w:p>
@@ -26104,356 +26136,101 @@
         <w:pStyle w:val="FirstParagraph"/>
       </w:pPr>
       <w:r>
-        <w:t xml:space="preserve">This document is one of the deliverables for this stage of the review (Chapters 1–8 are a</w:t>
-      </w:r>
-      <w:r>
-        <w:t xml:space="preserve"> </w:t>
-      </w:r>
-      <w:r>
-        <w:rPr>
-          <w:bCs/>
-          <w:b/>
-        </w:rPr>
-        <w:t xml:space="preserve">working draft</w:t>
-      </w:r>
-      <w:r>
-        <w:t xml:space="preserve">, not a submission-ready manuscript — see the status note at the top of this document):</w:t>
-      </w:r>
-    </w:p>
-    <w:p>
-      <w:pPr>
-        <w:numPr>
-          <w:ilvl w:val="0"/>
-          <w:numId w:val="1027"/>
-        </w:numPr>
-        <w:pStyle w:val="Compact"/>
-      </w:pPr>
-      <w:r>
-        <w:rPr>
-          <w:bCs/>
-          <w:b/>
-        </w:rPr>
-        <w:t xml:space="preserve">This file</w:t>
-      </w:r>
-      <w:r>
-        <w:t xml:space="preserve"> </w:t>
-      </w:r>
-      <w:r>
-        <w:t xml:space="preserve">— consolidated Chapters 1–8 (also delivered as</w:t>
-      </w:r>
-      <w:r>
-        <w:t xml:space="preserve"> </w:t>
-      </w:r>
-      <w:r>
-        <w:rPr>
-          <w:rStyle w:val="VerbatimChar"/>
-        </w:rPr>
-        <w:t xml:space="preserve">.docx</w:t>
-      </w:r>
-      <w:r>
-        <w:t xml:space="preserve">).</w:t>
-      </w:r>
-    </w:p>
-    <w:p>
-      <w:pPr>
-        <w:numPr>
-          <w:ilvl w:val="0"/>
-          <w:numId w:val="1027"/>
-        </w:numPr>
-        <w:pStyle w:val="Compact"/>
-      </w:pPr>
-      <w:r>
-        <w:rPr>
-          <w:rStyle w:val="VerbatimChar"/>
-          <w:bCs/>
-          <w:b/>
-        </w:rPr>
-        <w:t xml:space="preserve">WBE_Review_References.md</w:t>
-      </w:r>
-      <w:r>
-        <w:t xml:space="preserve"> </w:t>
-      </w:r>
-      <w:r>
-        <w:t xml:space="preserve">— complete reference list (author, year, title, journal, volume/issue/pages, DOI) for every source cited above, including the five sources added for Chapter 8 ([46]–[50]) (also delivered as</w:t>
-      </w:r>
-      <w:r>
-        <w:t xml:space="preserve"> </w:t>
-      </w:r>
-      <w:r>
-        <w:rPr>
-          <w:rStyle w:val="VerbatimChar"/>
-        </w:rPr>
-        <w:t xml:space="preserve">.docx</w:t>
-      </w:r>
-      <w:r>
-        <w:t xml:space="preserve">).</w:t>
-      </w:r>
-    </w:p>
-    <w:p>
-      <w:pPr>
-        <w:numPr>
-          <w:ilvl w:val="0"/>
-          <w:numId w:val="1027"/>
-        </w:numPr>
-        <w:pStyle w:val="Compact"/>
-      </w:pPr>
-      <w:r>
-        <w:rPr>
-          <w:rStyle w:val="VerbatimChar"/>
-          <w:bCs/>
-          <w:b/>
-        </w:rPr>
-        <w:t xml:space="preserve">WBE_Review_Citation_Verification_Table.md</w:t>
-      </w:r>
-      <w:r>
-        <w:t xml:space="preserve"> </w:t>
-      </w:r>
-      <w:r>
-        <w:t xml:space="preserve">— per-citation table of evidence type, DOI/link, the specific claim each source supports in the text above, and verification status, updated for Chapter 8 (also delivered as</w:t>
-      </w:r>
-      <w:r>
-        <w:t xml:space="preserve"> </w:t>
-      </w:r>
-      <w:r>
-        <w:rPr>
-          <w:rStyle w:val="VerbatimChar"/>
-        </w:rPr>
-        <w:t xml:space="preserve">.docx</w:t>
-      </w:r>
-      <w:r>
-        <w:t xml:space="preserve">).</w:t>
-      </w:r>
-    </w:p>
-    <w:p>
-      <w:pPr>
-        <w:numPr>
-          <w:ilvl w:val="0"/>
-          <w:numId w:val="1027"/>
-        </w:numPr>
-        <w:pStyle w:val="Compact"/>
-      </w:pPr>
-      <w:r>
-        <w:rPr>
-          <w:rStyle w:val="VerbatimChar"/>
-          <w:bCs/>
-          <w:b/>
-        </w:rPr>
-        <w:t xml:space="preserve">WBE_Review_Pending_Verification_List.md</w:t>
-      </w:r>
-      <w:r>
-        <w:t xml:space="preserve"> </w:t>
-      </w:r>
-      <w:r>
-        <w:t xml:space="preserve">— consolidated list of every number and claim across Chapters 1–8 still awaiting full-text verification, including a new Chapter 8 section on probability distributions and parameter ranges (also delivered as</w:t>
-      </w:r>
-      <w:r>
-        <w:t xml:space="preserve"> </w:t>
-      </w:r>
-      <w:r>
-        <w:rPr>
-          <w:rStyle w:val="VerbatimChar"/>
-        </w:rPr>
-        <w:t xml:space="preserve">.docx</w:t>
-      </w:r>
-      <w:r>
-        <w:t xml:space="preserve">).</w:t>
-      </w:r>
-    </w:p>
-    <w:p>
-      <w:pPr>
-        <w:numPr>
-          <w:ilvl w:val="0"/>
-          <w:numId w:val="1027"/>
-        </w:numPr>
-        <w:pStyle w:val="Compact"/>
-      </w:pPr>
-      <w:r>
-        <w:rPr>
-          <w:rStyle w:val="VerbatimChar"/>
-          <w:bCs/>
-          <w:b/>
-        </w:rPr>
-        <w:t xml:space="preserve">WBE_Fig1_Normalization_Decision_Tree.png</w:t>
-      </w:r>
-      <w:r>
-        <w:t xml:space="preserve"> </w:t>
-      </w:r>
-      <w:r>
-        <w:t xml:space="preserve">— the §6.9 decision tree as a standalone figure.</w:t>
-      </w:r>
-    </w:p>
-    <w:p>
-      <w:pPr>
-        <w:numPr>
-          <w:ilvl w:val="0"/>
-          <w:numId w:val="1027"/>
-        </w:numPr>
-        <w:pStyle w:val="Compact"/>
-      </w:pPr>
-      <w:r>
-        <w:rPr>
-          <w:rStyle w:val="VerbatimChar"/>
-          <w:bCs/>
-          <w:b/>
-        </w:rPr>
-        <w:t xml:space="preserve">WBE_Fig2_Uncertainty_Chain.png</w:t>
-      </w:r>
-      <w:r>
-        <w:t xml:space="preserve"> </w:t>
-      </w:r>
-      <w:r>
-        <w:t xml:space="preserve">— the §8 uncertainty-propagation chain diagram (Figure 2).</w:t>
-      </w:r>
-    </w:p>
-    <w:p>
-      <w:pPr>
-        <w:numPr>
-          <w:ilvl w:val="0"/>
-          <w:numId w:val="1027"/>
-        </w:numPr>
-        <w:pStyle w:val="Compact"/>
-      </w:pPr>
-      <w:r>
-        <w:rPr>
-          <w:rStyle w:val="VerbatimChar"/>
-          <w:bCs/>
-          <w:b/>
-        </w:rPr>
-        <w:t xml:space="preserve">WBE_Fig3_Uncertainty_Budget_Network.png</w:t>
-      </w:r>
-      <w:r>
-        <w:t xml:space="preserve"> </w:t>
-      </w:r>
-      <w:r>
-        <w:t xml:space="preserve">— the §8.10 correlated-parameter network diagram (Figure 3).</w:t>
-      </w:r>
-    </w:p>
-    <w:p>
-      <w:pPr>
-        <w:numPr>
-          <w:ilvl w:val="0"/>
-          <w:numId w:val="1027"/>
-        </w:numPr>
-        <w:pStyle w:val="Compact"/>
-      </w:pPr>
-      <w:r>
-        <w:rPr>
-          <w:rStyle w:val="VerbatimChar"/>
-          <w:bCs/>
-          <w:b/>
-        </w:rPr>
-        <w:t xml:space="preserve">WBE_Review_Ch8_Uncertainty_Audit.md</w:t>
-      </w:r>
-      <w:r>
-        <w:t xml:space="preserve"> </w:t>
-      </w:r>
-      <w:r>
-        <w:t xml:space="preserve">— sourcing and evidence-balance audit specific to Chapter 8 (parameter-correlation handling, structural-uncertainty propagation, and coverage/external validation tracked per study) (also delivered as</w:t>
-      </w:r>
-      <w:r>
-        <w:t xml:space="preserve"> </w:t>
-      </w:r>
-      <w:r>
-        <w:rPr>
-          <w:rStyle w:val="VerbatimChar"/>
-        </w:rPr>
-        <w:t xml:space="preserve">.docx</w:t>
-      </w:r>
-      <w:r>
-        <w:t xml:space="preserve">).</w:t>
-      </w:r>
-    </w:p>
-    <w:p>
-      <w:pPr>
-        <w:numPr>
-          <w:ilvl w:val="0"/>
-          <w:numId w:val="1027"/>
-        </w:numPr>
-        <w:pStyle w:val="Compact"/>
-      </w:pPr>
-      <w:r>
-        <w:rPr>
-          <w:rStyle w:val="VerbatimChar"/>
-          <w:bCs/>
-          <w:b/>
-        </w:rPr>
-        <w:t xml:space="preserve">WBE_Review_Ch7_Model_Audit_Table.md</w:t>
-      </w:r>
-      <w:r>
-        <w:t xml:space="preserve"> </w:t>
-      </w:r>
-      <w:r>
-        <w:t xml:space="preserve">— Chapter 7’s Table 4 (five-way framework by method family) and Table 5 (eight-attribute per-study audit), extracted as a standalone file (also delivered as</w:t>
-      </w:r>
-      <w:r>
-        <w:t xml:space="preserve"> </w:t>
-      </w:r>
-      <w:r>
-        <w:rPr>
-          <w:rStyle w:val="VerbatimChar"/>
-        </w:rPr>
-        <w:t xml:space="preserve">.docx</w:t>
-      </w:r>
-      <w:r>
-        <w:t xml:space="preserve">).</w:t>
-      </w:r>
-    </w:p>
-    <w:p>
-      <w:pPr>
-        <w:numPr>
-          <w:ilvl w:val="0"/>
-          <w:numId w:val="1027"/>
-        </w:numPr>
-        <w:pStyle w:val="Compact"/>
-      </w:pPr>
-      <w:r>
-        <w:rPr>
-          <w:rStyle w:val="VerbatimChar"/>
-          <w:bCs/>
-          <w:b/>
-        </w:rPr>
-        <w:t xml:space="preserve">WBE_Review_Ch8_Parameter_Distribution_Table.md</w:t>
-      </w:r>
-      <w:r>
-        <w:t xml:space="preserve"> </w:t>
-      </w:r>
-      <w:r>
-        <w:t xml:space="preserve">— Chapter 8’s Table 6 (parameter–distribution–source–correlation summary) plus the §8.10 named-dependency table, extracted as a standalone file (also delivered as</w:t>
-      </w:r>
-      <w:r>
-        <w:t xml:space="preserve"> </w:t>
-      </w:r>
-      <w:r>
-        <w:rPr>
-          <w:rStyle w:val="VerbatimChar"/>
-        </w:rPr>
-        <w:t xml:space="preserve">.docx</w:t>
-      </w:r>
-      <w:r>
-        <w:t xml:space="preserve">).</w:t>
-      </w:r>
-    </w:p>
-    <w:p>
-      <w:pPr>
-        <w:numPr>
-          <w:ilvl w:val="0"/>
-          <w:numId w:val="1027"/>
-        </w:numPr>
-        <w:pStyle w:val="Compact"/>
-      </w:pPr>
-      <w:r>
-        <w:rPr>
-          <w:rStyle w:val="VerbatimChar"/>
-          <w:bCs/>
-          <w:b/>
-        </w:rPr>
-        <w:t xml:space="preserve">WBE_Review_Ch8_Evidence_Freeze_Audit.md</w:t>
-      </w:r>
-      <w:r>
-        <w:t xml:space="preserve"> </w:t>
-      </w:r>
-      <w:r>
-        <w:t xml:space="preserve">— per-chapter count of primary WBE studies, systematic reviews, general methodological sources, full-text-read sources, abstract/metadata-only sources, and paragraphs without a specific citation.</w:t>
+        <w:rPr>
+          <w:bCs/>
+          <w:b/>
+        </w:rPr>
+        <w:t xml:space="preserve">Status note specific to this chapter, restated from the top-of-document notice because it matters more here than anywhere else so far:</w:t>
+      </w:r>
+      <w:r>
+        <w:t xml:space="preserve"> </w:t>
+      </w:r>
+      <w:r>
+        <w:t xml:space="preserve">Chapter 9 is a</w:t>
+      </w:r>
+      <w:r>
+        <w:t xml:space="preserve"> </w:t>
+      </w:r>
+      <w:r>
+        <w:rPr>
+          <w:bCs/>
+          <w:b/>
+        </w:rPr>
+        <w:t xml:space="preserve">conceptual working draft</w:t>
+      </w:r>
+      <w:r>
+        <w:t xml:space="preserve">, exactly like Chapters 1–8 — it has not undergone a systematic literature search, full-text citation verification, peer review, or co-author sign-off, and its evidence base was assembled the same way as every prior chapter’s: general-purpose web search, screened by title/snippet, cross-referenced for bibliographic metadata where possible, never read in full text (§2.3). Every specific number, percentage, threshold, performance ranking, or generalizable finding attributed to a source below is explicitly marked</w:t>
+      </w:r>
+      <w:r>
+        <w:t xml:space="preserve"> </w:t>
+      </w:r>
+      <w:r>
+        <w:rPr>
+          <w:bCs/>
+          <w:b/>
+        </w:rPr>
+        <w:t xml:space="preserve">pending full-text verification</w:t>
+      </w:r>
+      <w:r>
+        <w:t xml:space="preserve">; where a search-derived number could not be corroborated with reasonable confidence at all, it has been left out rather than reported with false precision. This chapter also introduces this review’s first genuinely new evidentiary caution beyond</w:t>
+      </w:r>
+      <w:r>
+        <w:t xml:space="preserve"> </w:t>
+      </w:r>
+      <w:r>
+        <w:t xml:space="preserve">“</w:t>
+      </w:r>
+      <w:r>
+        <w:t xml:space="preserve">unverified numbers</w:t>
+      </w:r>
+      <w:r>
+        <w:t xml:space="preserve">”</w:t>
+      </w:r>
+      <w:r>
+        <w:t xml:space="preserve">:</w:t>
+      </w:r>
+      <w:r>
+        <w:t xml:space="preserve"> </w:t>
+      </w:r>
+      <w:r>
+        <w:rPr>
+          <w:bCs/>
+          <w:b/>
+        </w:rPr>
+        <w:t xml:space="preserve">two of this section’s sources are preprints whose author lists could not be independently corroborated beyond a single search result</w:t>
+      </w:r>
+      <w:r>
+        <w:t xml:space="preserve"> </w:t>
+      </w:r>
+      <w:r>
+        <w:t xml:space="preserve">([56], [57]) — a step below even this review’s usual</w:t>
+      </w:r>
+      <w:r>
+        <w:t xml:space="preserve"> </w:t>
+      </w:r>
+      <w:r>
+        <w:t xml:space="preserve">“</w:t>
+      </w:r>
+      <w:r>
+        <w:t xml:space="preserve">et al., truncated</w:t>
+      </w:r>
+      <w:r>
+        <w:t xml:space="preserve">”</w:t>
+      </w:r>
+      <w:r>
+        <w:t xml:space="preserve"> </w:t>
+      </w:r>
+      <w:r>
+        <w:t xml:space="preserve">flag, and named explicitly at first use below (§9.1, §9.2) and in the companion verification table rather than smoothed over.</w:t>
+      </w:r>
+    </w:p>
+    <w:bookmarkStart w:id="98" w:name="X01e2a48b777634cb02df6129339cd9e6775a544"/>
+    <w:p>
+      <w:pPr>
+        <w:pStyle w:val="Heading3"/>
+      </w:pPr>
+      <w:r>
+        <w:t xml:space="preserve">9.0 What Chapter 8 Hands to Chapter 9, and What Chapter 9 Does With It</w:t>
       </w:r>
     </w:p>
     <w:p>
@@ -26461,59 +26238,23 @@
         <w:pStyle w:val="FirstParagraph"/>
       </w:pPr>
       <w:r>
-        <w:t xml:space="preserve">(The Chapter 5 revision change log and the Chapter 6 change-and-evidence note remain available from previous deliveries and are not repeated here.)</w:t>
-      </w:r>
-    </w:p>
-    <w:p>
-      <w:pPr>
-        <w:pStyle w:val="BodyText"/>
-      </w:pPr>
-      <w:r>
-        <w:t xml:space="preserve">Read the verification table before using any number from this draft in a submission-facing document.</w:t>
-      </w:r>
-    </w:p>
-    <w:p>
-      <w:r>
-        <w:pict>
-          <v:rect style="width:0;height:1.5pt" o:hralign="center" o:hrstd="t" o:hr="t"/>
-        </w:pict>
-      </w:r>
-    </w:p>
-    <w:bookmarkEnd w:id="98"/>
-    <w:bookmarkStart w:id="99" w:name="X872767888165ac99ebfdef19a0c2f1624803e17"/>
-    <w:p>
-      <w:pPr>
-        <w:pStyle w:val="Heading2"/>
-      </w:pPr>
-      <w:r>
-        <w:t xml:space="preserve">Editorial self-check (author-requested audit)</w:t>
-      </w:r>
-    </w:p>
-    <w:p>
-      <w:pPr>
-        <w:pStyle w:val="FirstParagraph"/>
-      </w:pPr>
-      <w:r>
-        <w:rPr>
-          <w:bCs/>
-          <w:b/>
-        </w:rPr>
-        <w:t xml:space="preserve">Alignment with a Water Research–style methods-oriented review structure.</w:t>
-      </w:r>
-      <w:r>
-        <w:t xml:space="preserve"> </w:t>
-      </w:r>
-      <w:r>
-        <w:t xml:space="preserve">Chapter 2 has been rebuilt around review methodology and evidence-base transparency (§2.1–2.3) rather than application description. Chapters 3–4 are organized around the formal inverse-problem statement in §3.0, Chapter 5 extends it through sampling/analytical distortion, Chapter 6 extends it again through normalization, Chapter 7 extends it through back-calculation, and Chapter 8 extends it a final stage through uncertainty propagation — each chapter’s opening subsection (§3.0, §5.0, §6.0, §7.0, §8.0) explicitly states what it inherits from the previous chapter and what it adds. Chapter 7 is built around the five-way association/predictive-performance/parameter-identifiability/state-observability/structural-adequacy distinction; Chapter 8 does not re-derive that distinction but takes it as given and asks a different question of it — not</w:t>
-      </w:r>
-      <w:r>
-        <w:t xml:space="preserve"> </w:t>
-      </w:r>
-      <w:r>
-        <w:t xml:space="preserve">“</w:t>
-      </w:r>
-      <w:r>
-        <w:t xml:space="preserve">is</w:t>
+        <w:t xml:space="preserve">Chapter 8 closed with a quantity this review has not yet had reason to name directly: not a point estimate, not even a single interval, but a full</w:t>
+      </w:r>
+      <w:r>
+        <w:t xml:space="preserve"> </w:t>
+      </w:r>
+      <w:r>
+        <w:rPr>
+          <w:bCs/>
+          <w:b/>
+        </w:rPr>
+        <w:t xml:space="preserve">posterior/interval distribution</w:t>
+      </w:r>
+      <w:r>
+        <w:t xml:space="preserve"> </w:t>
+      </w:r>
+      <w:r>
+        <w:t xml:space="preserve">over the reconstructed source quantity</w:t>
       </w:r>
       <w:r>
         <w:t xml:space="preserve"> </w:t>
@@ -26540,6 +26281,2812 @@
         <w:t xml:space="preserve"> </w:t>
       </w:r>
       <w:r>
+        <w:t xml:space="preserve">— or, where §7.0’s five criteria were not jointly satisfiable, an explicit downgrade to a qualitative trend or exceedance-probability statement (§7.1.2, §8.14) — together with a decomposition of how much of that distribution’s width is attributable to which upstream stage (§8.13). That is a scientific output. It is not, by itself, a public health action.</w:t>
+      </w:r>
+    </w:p>
+    <w:p>
+      <w:pPr>
+        <w:pStyle w:val="BodyText"/>
+      </w:pPr>
+      <w:r>
+        <w:t xml:space="preserve">Chapter 9 asks the question this review has deferred since §1’s opening framing of WBE as an inverse problem:</w:t>
+      </w:r>
+      <w:r>
+        <w:t xml:space="preserve"> </w:t>
+      </w:r>
+      <w:r>
+        <w:rPr>
+          <w:bCs/>
+          <w:b/>
+        </w:rPr>
+        <w:t xml:space="preserve">given this quantity, with its full uncertainty honestly disclosed, what should a public health system actually</w:t>
+      </w:r>
+      <w:r>
+        <w:rPr>
+          <w:bCs/>
+          <w:b/>
+        </w:rPr>
+        <w:t xml:space="preserve"> </w:t>
+      </w:r>
+      <w:r>
+        <w:rPr>
+          <w:iCs/>
+          <w:i/>
+          <w:bCs/>
+          <w:b/>
+        </w:rPr>
+        <w:t xml:space="preserve">do</w:t>
+      </w:r>
+      <w:r>
+        <w:rPr>
+          <w:bCs/>
+          <w:b/>
+        </w:rPr>
+        <w:t xml:space="preserve">?</w:t>
+      </w:r>
+      <w:r>
+        <w:t xml:space="preserve"> </w:t>
+      </w:r>
+      <w:r>
+        <w:t xml:space="preserve">This is not a sixth stage of signal distortion in the sense of §3.0’s amplitude/temporal/spatial taxonomy — nothing here further corrupts or reconstructs</w:t>
+      </w:r>
+      <w:r>
+        <w:t xml:space="preserve"> </w:t>
+      </w:r>
+      <m:oMath>
+        <m:r>
+          <m:t>X</m:t>
+        </m:r>
+        <m:d>
+          <m:dPr>
+            <m:begChr m:val="("/>
+            <m:endChr m:val=")"/>
+            <m:sepChr m:val=""/>
+            <m:grow/>
+          </m:dPr>
+          <m:e>
+            <m:r>
+              <m:t>τ</m:t>
+            </m:r>
+          </m:e>
+        </m:d>
+      </m:oMath>
+      <w:r>
+        <w:t xml:space="preserve">. It is a translation layer, converting an epistemic object (a distribution of belief) into an institutional one (a decision, a threshold crossing, a resource allocation, a published dashboard figure), and it introduces its own vocabulary for that translation:</w:t>
+      </w:r>
+      <w:r>
+        <w:t xml:space="preserve"> </w:t>
+      </w:r>
+      <w:r>
+        <w:rPr>
+          <w:bCs/>
+          <w:b/>
+        </w:rPr>
+        <w:t xml:space="preserve">surveillance objective</w:t>
+      </w:r>
+      <w:r>
+        <w:t xml:space="preserve"> </w:t>
+      </w:r>
+      <w:r>
+        <w:t xml:space="preserve">(§9.1),</w:t>
+      </w:r>
+      <w:r>
+        <w:t xml:space="preserve"> </w:t>
+      </w:r>
+      <w:r>
+        <w:rPr>
+          <w:bCs/>
+          <w:b/>
+        </w:rPr>
+        <w:t xml:space="preserve">decision threshold and its associated error costs</w:t>
+      </w:r>
+      <w:r>
+        <w:t xml:space="preserve"> </w:t>
+      </w:r>
+      <w:r>
+        <w:t xml:space="preserve">(§9.2),</w:t>
+      </w:r>
+      <w:r>
+        <w:t xml:space="preserve"> </w:t>
+      </w:r>
+      <w:r>
+        <w:rPr>
+          <w:bCs/>
+          <w:b/>
+        </w:rPr>
+        <w:t xml:space="preserve">data fusion</w:t>
+      </w:r>
+      <w:r>
+        <w:t xml:space="preserve"> </w:t>
+      </w:r>
+      <w:r>
+        <w:t xml:space="preserve">(§9.3–9.4),</w:t>
+      </w:r>
+      <w:r>
+        <w:t xml:space="preserve"> </w:t>
+      </w:r>
+      <w:r>
+        <w:rPr>
+          <w:bCs/>
+          <w:b/>
+        </w:rPr>
+        <w:t xml:space="preserve">the substitution boundary</w:t>
+      </w:r>
+      <w:r>
+        <w:t xml:space="preserve"> </w:t>
+      </w:r>
+      <w:r>
+        <w:t xml:space="preserve">(§9.5),</w:t>
+      </w:r>
+      <w:r>
+        <w:t xml:space="preserve"> </w:t>
+      </w:r>
+      <w:r>
+        <w:rPr>
+          <w:bCs/>
+          <w:b/>
+        </w:rPr>
+        <w:t xml:space="preserve">actionability</w:t>
+      </w:r>
+      <w:r>
+        <w:t xml:space="preserve"> </w:t>
+      </w:r>
+      <w:r>
+        <w:t xml:space="preserve">(§9.7), and a return, from a different angle, to the</w:t>
+      </w:r>
+      <w:r>
+        <w:t xml:space="preserve"> </w:t>
+      </w:r>
+      <w:r>
+        <w:rPr>
+          <w:bCs/>
+          <w:b/>
+        </w:rPr>
+        <w:t xml:space="preserve">minimum-reporting-standard</w:t>
+      </w:r>
+      <w:r>
+        <w:t xml:space="preserve"> </w:t>
+      </w:r>
+      <w:r>
+        <w:t xml:space="preserve">device this review has used at the close of every methodological chapter since Chapter 5 (§9.8).</w:t>
+      </w:r>
+    </w:p>
+    <w:bookmarkEnd w:id="98"/>
+    <w:bookmarkStart w:id="99" w:name="three-surveillance-objectives-one-signal"/>
+    <w:p>
+      <w:pPr>
+        <w:pStyle w:val="Heading3"/>
+      </w:pPr>
+      <w:r>
+        <w:t xml:space="preserve">9.1 Three Surveillance Objectives, One Signal</w:t>
+      </w:r>
+    </w:p>
+    <w:p>
+      <w:pPr>
+        <w:pStyle w:val="FirstParagraph"/>
+      </w:pPr>
+      <w:r>
+        <w:t xml:space="preserve">§7.1.2 already distinguished three kinds of output a WBE analysis can attempt: a qualitative trend statement, an anomaly/exceedance-probability statement, and an absolute-magnitude reconstruction. This chapter takes that distinction, developed there as a</w:t>
+      </w:r>
+      <w:r>
+        <w:t xml:space="preserve"> </w:t>
+      </w:r>
+      <w:r>
+        <w:rPr>
+          <w:iCs/>
+          <w:i/>
+        </w:rPr>
+        <w:t xml:space="preserve">methodological</w:t>
+      </w:r>
+      <w:r>
+        <w:t xml:space="preserve"> </w:t>
+      </w:r>
+      <w:r>
+        <w:t xml:space="preserve">caution about overclaiming precision, and reframes it as an</w:t>
+      </w:r>
+      <w:r>
+        <w:t xml:space="preserve"> </w:t>
+      </w:r>
+      <w:r>
+        <w:rPr>
+          <w:iCs/>
+          <w:i/>
+        </w:rPr>
+        <w:t xml:space="preserve">institutional design</w:t>
+      </w:r>
+      <w:r>
+        <w:t xml:space="preserve"> </w:t>
+      </w:r>
+      <w:r>
+        <w:t xml:space="preserve">question: these three outputs correspond to three genuinely different public health decision problems, each with a different tolerance for the uncertainty structure Chapter 8 formalized.</w:t>
+      </w:r>
+    </w:p>
+    <w:p>
+      <w:pPr>
+        <w:numPr>
+          <w:ilvl w:val="0"/>
+          <w:numId w:val="1027"/>
+        </w:numPr>
+        <w:pStyle w:val="Compact"/>
+      </w:pPr>
+      <w:r>
+        <w:rPr>
+          <w:bCs/>
+          <w:b/>
+        </w:rPr>
+        <w:t xml:space="preserve">Trend monitoring</w:t>
+      </w:r>
+      <w:r>
+        <w:t xml:space="preserve"> </w:t>
+      </w:r>
+      <w:r>
+        <w:t xml:space="preserve">asks only whether a population-level quantity is going up, down, or flat, without committing to</w:t>
+      </w:r>
+      <w:r>
+        <w:t xml:space="preserve"> </w:t>
+      </w:r>
+      <w:r>
+        <w:rPr>
+          <w:iCs/>
+          <w:i/>
+        </w:rPr>
+        <w:t xml:space="preserve">how much</w:t>
+      </w:r>
+      <w:r>
+        <w:t xml:space="preserve"> </w:t>
+      </w:r>
+      <w:r>
+        <w:t xml:space="preserve">or</w:t>
+      </w:r>
+      <w:r>
+        <w:t xml:space="preserve"> </w:t>
+      </w:r>
+      <w:r>
+        <w:rPr>
+          <w:iCs/>
+          <w:i/>
+        </w:rPr>
+        <w:t xml:space="preserve">why</w:t>
+      </w:r>
+      <w:r>
+        <w:t xml:space="preserve">. Because only the direction (and, at most, the rate) of change matters, trend monitoring is comparatively robust to a systematic bias that stays constant over the monitoring period — a stable recovery-efficiency deficit (§5.5), for instance, shifts every measurement in the series by roughly the same multiplicative factor and cancels out of a slope estimate. It is</w:t>
+      </w:r>
+      <w:r>
+        <w:t xml:space="preserve"> </w:t>
+      </w:r>
+      <w:r>
+        <w:rPr>
+          <w:iCs/>
+          <w:i/>
+        </w:rPr>
+        <w:t xml:space="preserve">not</w:t>
+      </w:r>
+      <w:r>
+        <w:t xml:space="preserve"> </w:t>
+      </w:r>
+      <w:r>
+        <w:t xml:space="preserve">robust to a bias that varies systematically with the same thing the trend is trying to detect (§4.2’s rainfall-driven dilution recurring seasonally alongside a seasonal respiratory-pathogen trend is the clearest example already developed in this review) — such a bias can manufacture or mask a trend rather than merely shifting its level.</w:t>
+      </w:r>
+    </w:p>
+    <w:p>
+      <w:pPr>
+        <w:numPr>
+          <w:ilvl w:val="0"/>
+          <w:numId w:val="1027"/>
+        </w:numPr>
+        <w:pStyle w:val="Compact"/>
+      </w:pPr>
+      <w:r>
+        <w:rPr>
+          <w:bCs/>
+          <w:b/>
+        </w:rPr>
+        <w:t xml:space="preserve">Anomaly and early-warning detection</w:t>
+      </w:r>
+      <w:r>
+        <w:t xml:space="preserve"> </w:t>
+      </w:r>
+      <w:r>
+        <w:t xml:space="preserve">asks whether the current observation is unusual enough, relative to an established baseline and its expected noise, to warrant investigation — a genuinely distinct objective from trend monitoring, illustrated by a field study finding wastewater surveillance could function as an early-warning system specifically in low-incidence settings, where the surveillance question is</w:t>
+      </w:r>
+      <w:r>
+        <w:t xml:space="preserve"> </w:t>
+      </w:r>
+      <w:r>
+        <w:t xml:space="preserve">“</w:t>
+      </w:r>
+      <w:r>
+        <w:t xml:space="preserve">has something changed here at all,</w:t>
+      </w:r>
+      <w:r>
+        <w:t xml:space="preserve">”</w:t>
+      </w:r>
+      <w:r>
+        <w:t xml:space="preserve"> </w:t>
+      </w:r>
+      <w:r>
+        <w:t xml:space="preserve">not</w:t>
+      </w:r>
+      <w:r>
+        <w:t xml:space="preserve"> </w:t>
+      </w:r>
+      <w:r>
+        <w:t xml:space="preserve">“</w:t>
+      </w:r>
+      <w:r>
+        <w:t xml:space="preserve">by how much</w:t>
+      </w:r>
+      <w:r>
+        <w:t xml:space="preserve">”</w:t>
+      </w:r>
+      <w:r>
+        <w:t xml:space="preserve"> </w:t>
+      </w:r>
+      <w:r>
+        <w:t xml:space="preserve">(Assoum, Lau, Thai, Ahmed, Mueller, Thomas, Choi, Jackson, &amp; Selvey, 2023 —</w:t>
+      </w:r>
+      <w:r>
+        <w:t xml:space="preserve"> </w:t>
+      </w:r>
+      <w:r>
+        <w:rPr>
+          <w:bCs/>
+          <w:b/>
+        </w:rPr>
+        <w:t xml:space="preserve">specific lead-time/sensitivity figures pending full-text verification, not asserted here</w:t>
+      </w:r>
+      <w:r>
+        <w:t xml:space="preserve">). This is a formal statistical-process-control problem, not a threshold-crossing-by-eye exercise, and a transparent exponentially-weighted-moving-average approach built specifically for this purpose has recently been proposed and benchmarked for wastewater-derived RSV and influenza A signals against CDC laboratory surveillance, explicitly prioritizing auditability and cross-site comparability over forecasting sophistication (Demir et al., 2026, medRxiv preprint —</w:t>
+      </w:r>
+      <w:r>
+        <w:t xml:space="preserve"> </w:t>
+      </w:r>
+      <w:r>
+        <w:rPr>
+          <w:bCs/>
+          <w:b/>
+        </w:rPr>
+        <w:t xml:space="preserve">author list beyond the lead author not independently confirmed this session; see the companion Citation Verification Table for the full caution</w:t>
+      </w:r>
+      <w:r>
+        <w:t xml:space="preserve">). Anomaly detection is sensitive to exactly the noise-distribution and censoring behavior §8.4 and §8.11 characterized — a detection algorithm tuned on a Gaussian-noise assumption will misbehave against the right-skewed, LOD-censored data this review’s evidence base repeatedly documents as the norm, not the exception, in real wastewater measurements.</w:t>
+      </w:r>
+    </w:p>
+    <w:p>
+      <w:pPr>
+        <w:numPr>
+          <w:ilvl w:val="0"/>
+          <w:numId w:val="1027"/>
+        </w:numPr>
+        <w:pStyle w:val="Compact"/>
+      </w:pPr>
+      <w:r>
+        <w:rPr>
+          <w:bCs/>
+          <w:b/>
+        </w:rPr>
+        <w:t xml:space="preserve">Absolute-magnitude estimation</w:t>
+      </w:r>
+      <w:r>
+        <w:t xml:space="preserve"> </w:t>
+      </w:r>
+      <w:r>
+        <w:t xml:space="preserve">— how many people are infected, how much of a substance is being consumed — is the most demanding of the three, requiring some meaningful subset of §7.0’s five evidentiary criteria (association, predictive performance, parameter identifiability, state observability, structural adequacy) to actually hold, not merely a correlation with an independent reference series. This review’s Chapter 7 audit (Table 5) already documented that no surveyed method family achieves all five simultaneously in the evidence base assembled here; that finding constrains what absolute-magnitude claims this chapter can responsibly endorse as decision-ready, independent of anything new introduced below.</w:t>
+      </w:r>
+    </w:p>
+    <w:p>
+      <w:pPr>
+        <w:pStyle w:val="FirstParagraph"/>
+      </w:pPr>
+      <w:r>
+        <w:rPr>
+          <w:bCs/>
+          <w:b/>
+        </w:rPr>
+        <w:t xml:space="preserve">The operational consequence, stated directly</w:t>
+      </w:r>
+      <w:r>
+        <w:t xml:space="preserve">: a surveillance program should name which of these three objectives a given wastewater signal is being used for</w:t>
+      </w:r>
+      <w:r>
+        <w:t xml:space="preserve"> </w:t>
+      </w:r>
+      <w:r>
+        <w:rPr>
+          <w:iCs/>
+          <w:i/>
+        </w:rPr>
+        <w:t xml:space="preserve">before</w:t>
+      </w:r>
+      <w:r>
+        <w:t xml:space="preserve"> </w:t>
+      </w:r>
+      <w:r>
+        <w:t xml:space="preserve">setting an alert threshold or fusing it with other data — because the correct threshold-design logic (§9.2), the correct fusion strategy (§9.3–9.4), and the correct reporting standard (§9.8) differ by objective, and a single wastewater time series is frequently pressed into service for more than one of these objectives simultaneously without the differing requirements being made explicit, a pattern this review’s evidence base does not show being consistently guarded against.</w:t>
+      </w:r>
+    </w:p>
+    <w:bookmarkEnd w:id="99"/>
+    <w:bookmarkStart w:id="100" w:name="X6f8513bfc917b770fd85240fa5185229a62b32f"/>
+    <w:p>
+      <w:pPr>
+        <w:pStyle w:val="Heading3"/>
+      </w:pPr>
+      <w:r>
+        <w:t xml:space="preserve">9.2 Alert-Threshold Design and the Asymmetric Cost of Being Wrong</w:t>
+      </w:r>
+    </w:p>
+    <w:p>
+      <w:pPr>
+        <w:pStyle w:val="FirstParagraph"/>
+      </w:pPr>
+      <w:r>
+        <w:t xml:space="preserve">§8.14 already introduced the formal decision-theoretic vocabulary — exceedance probability, asymmetric loss, the cost ratio of false alarms to missed detections — as the destination uncertainty propagation is ultimately headed toward. This section makes that machinery concrete for the alert-detection objective specifically.</w:t>
+      </w:r>
+    </w:p>
+    <w:p>
+      <w:pPr>
+        <w:pStyle w:val="BodyText"/>
+      </w:pPr>
+      <w:r>
+        <w:t xml:space="preserve">An</w:t>
+      </w:r>
+      <w:r>
+        <w:t xml:space="preserve"> </w:t>
+      </w:r>
+      <w:r>
+        <w:t xml:space="preserve">“</w:t>
+      </w:r>
+      <w:r>
+        <w:t xml:space="preserve">alert</w:t>
+      </w:r>
+      <w:r>
+        <w:t xml:space="preserve">”</w:t>
+      </w:r>
+      <w:r>
+        <w:t xml:space="preserve"> </w:t>
+      </w:r>
+      <w:r>
+        <w:t xml:space="preserve">is not a raw data point; it is the output of a detection rule applied to a time series that has already passed through every distortion and uncertainty source in Chapters 3–8. Two recent, contrasting examples illustrate the range of formality in current practice. At the simpler end, the EWMA-based early-warning approach named in §9.1 explicitly favors a transparent, auditable statistical-process-control rule — variance stabilization, site-specific baseline normalization, and an exponentially weighted moving average to flag sustained increases — over more complex forecasting models, on the stated rationale that a rule public health practitioners can inspect and reproduce is worth more operationally than a marginal gain in predictive sharpness (Demir et al., 2026). At a more formal end, a classification-based framework that treats outbreak onset and epidemic-peak detection explicitly as</w:t>
+      </w:r>
+      <w:r>
+        <w:t xml:space="preserve"> </w:t>
+      </w:r>
+      <w:r>
+        <w:rPr>
+          <w:bCs/>
+          <w:b/>
+        </w:rPr>
+        <w:t xml:space="preserve">event-detection problems</w:t>
+      </w:r>
+      <w:r>
+        <w:t xml:space="preserve"> </w:t>
+      </w:r>
+      <w:r>
+        <w:t xml:space="preserve">— defining a detection interval around each true event to account for timing uncertainty, and applying a Bayesian exponential-growth model for outbreak detection evaluated against 281 U.S. counties’ SARS-CoV-2 wastewater data — reports the wastewater-based approach substantially outperforming an</w:t>
+      </w:r>
+      <w:r>
+        <w:t xml:space="preserve"> </w:t>
+      </w:r>
+      <m:oMath>
+        <m:sSub>
+          <m:e>
+            <m:r>
+              <m:t>R</m:t>
+            </m:r>
+          </m:e>
+          <m:sub>
+            <m:r>
+              <m:t>t</m:t>
+            </m:r>
+          </m:sub>
+        </m:sSub>
+      </m:oMath>
+      <w:r>
+        <w:t xml:space="preserve">-based clinical-data baseline (sensitivity 0.82, positive predictive value 0.64, versus 0.58 and 0.19 respectively for the best-performing</w:t>
+      </w:r>
+      <w:r>
+        <w:t xml:space="preserve"> </w:t>
+      </w:r>
+      <m:oMath>
+        <m:sSub>
+          <m:e>
+            <m:r>
+              <m:t>R</m:t>
+            </m:r>
+          </m:e>
+          <m:sub>
+            <m:r>
+              <m:t>t</m:t>
+            </m:r>
+          </m:sub>
+        </m:sSub>
+      </m:oMath>
+      <w:r>
+        <w:t xml:space="preserve"> </w:t>
+      </w:r>
+      <w:r>
+        <w:t xml:space="preserve">variant) (Link, Garrido, et al., 2026, medRxiv preprint —</w:t>
+      </w:r>
+      <w:r>
+        <w:t xml:space="preserve"> </w:t>
+      </w:r>
+      <w:r>
+        <w:rPr>
+          <w:bCs/>
+          <w:b/>
+        </w:rPr>
+        <w:t xml:space="preserve">full author list beyond the two named authors not independently confirmed this session; these specific performance figures are pending full-text verification and, per §9.2’s own argument below, pending confirmation that they transfer to a deployment context different from the one they were calibrated on</w:t>
+      </w:r>
+      <w:r>
+        <w:t xml:space="preserve">).</w:t>
+      </w:r>
+    </w:p>
+    <w:p>
+      <w:pPr>
+        <w:pStyle w:val="BodyText"/>
+      </w:pPr>
+      <w:r>
+        <w:t xml:space="preserve">That last caveat is this section’s central point, not a footnote to it. A detection rule’s sensitivity and false-alarm rate are properties of the</w:t>
+      </w:r>
+      <w:r>
+        <w:t xml:space="preserve"> </w:t>
+      </w:r>
+      <w:r>
+        <w:rPr>
+          <w:iCs/>
+          <w:i/>
+        </w:rPr>
+        <w:t xml:space="preserve">joint system</w:t>
+      </w:r>
+      <w:r>
+        <w:t xml:space="preserve"> </w:t>
+      </w:r>
+      <w:r>
+        <w:t xml:space="preserve">— the signal, the noise structure, and the threshold — not of the signal alone, and every uncertainty source Chapter 8 catalogued (source-end shedding variability, §8.2; sewer-process variability, §8.3; sampling and analytical noise, §8.4; normalization-induced error, §8.5; and their correlation structure, §8.10) feeds into where that noise floor actually sits in a</w:t>
+      </w:r>
+      <w:r>
+        <w:t xml:space="preserve"> </w:t>
+      </w:r>
+      <w:r>
+        <w:rPr>
+          <w:iCs/>
+          <w:i/>
+        </w:rPr>
+        <w:t xml:space="preserve">given</w:t>
+      </w:r>
+      <w:r>
+        <w:t xml:space="preserve"> </w:t>
+      </w:r>
+      <w:r>
+        <w:t xml:space="preserve">sewershed, population, and season. A threshold or a reported sensitivity/PPV pair calibrated on one dataset — even a large, 281-county one — carries the same structural-uncertainty risk §8.12 already formalized: it characterizes how that one model, fit to that one evidence base, behaves, not a property guaranteed to hold under a different population’s shedding-rate distribution, a different sewer network’s retention-time behavior, or a different laboratory’s recovery/inhibition profile.</w:t>
+      </w:r>
+      <w:r>
+        <w:t xml:space="preserve"> </w:t>
+      </w:r>
+      <w:r>
+        <w:rPr>
+          <w:bCs/>
+          <w:b/>
+        </w:rPr>
+        <w:t xml:space="preserve">Reusing a published sensitivity/PPV pair as if it were a universal property of</w:t>
+      </w:r>
+      <w:r>
+        <w:rPr>
+          <w:bCs/>
+          <w:b/>
+        </w:rPr>
+        <w:t xml:space="preserve"> </w:t>
+      </w:r>
+      <w:r>
+        <w:rPr>
+          <w:bCs/>
+          <w:b/>
+        </w:rPr>
+        <w:t xml:space="preserve">“</w:t>
+      </w:r>
+      <w:r>
+        <w:rPr>
+          <w:bCs/>
+          <w:b/>
+        </w:rPr>
+        <w:t xml:space="preserve">wastewater-based outbreak detection</w:t>
+      </w:r>
+      <w:r>
+        <w:rPr>
+          <w:bCs/>
+          <w:b/>
+        </w:rPr>
+        <w:t xml:space="preserve">”</w:t>
+      </w:r>
+      <w:r>
+        <w:rPr>
+          <w:bCs/>
+          <w:b/>
+        </w:rPr>
+        <w:t xml:space="preserve"> </w:t>
+      </w:r>
+      <w:r>
+        <w:rPr>
+          <w:bCs/>
+          <w:b/>
+        </w:rPr>
+        <w:t xml:space="preserve">is exactly the kind of unwarranted transfer this review has repeatedly flagged in other contexts (§7.1.1’s cross-population</w:t>
+      </w:r>
+      <w:r>
+        <w:rPr>
+          <w:bCs/>
+          <w:b/>
+        </w:rPr>
+        <w:t xml:space="preserve"> </w:t>
+      </w:r>
+      <m:oMath>
+        <m:r>
+          <m:t>C</m:t>
+        </m:r>
+        <m:r>
+          <m:t>F</m:t>
+        </m:r>
+      </m:oMath>
+      <w:r>
+        <w:rPr>
+          <w:bCs/>
+          <w:b/>
+        </w:rPr>
+        <w:t xml:space="preserve">-transfer caution, §8.7’s parameter-assemblage-across-mismatched-populations critique) — the same discipline applies here, to detection performance rather than a consumption estimate, and the underlying reasoning is identical.</w:t>
+      </w:r>
+    </w:p>
+    <w:p>
+      <w:pPr>
+        <w:pStyle w:val="BodyText"/>
+      </w:pPr>
+      <w:r>
+        <w:t xml:space="preserve">The asymmetric-cost framing from §8.14 is what should set the threshold, not a statistical convention chosen independent of consequence: an unnecessarily sensitive threshold in a low-prevalence, low-consequence setting generates false alarms that consume scarce investigation capacity and, over time, erode institutional trust in the signal (a documented risk in early-warning-system literature generally, though this review has not independently verified a WBE-specific study quantifying that trust-erosion effect); an insufficiently sensitive threshold in a high-consequence setting (e.g., a hospital-adjacent sewershed feeding an immunocompromised population) risks a missed detection whose cost is not symmetric with a false alarm’s. Neither error rate can be minimized without raising the other, for a fixed amount of information in the signal (§8.14) — the correct question is not</w:t>
+      </w:r>
+      <w:r>
+        <w:t xml:space="preserve"> </w:t>
+      </w:r>
+      <w:r>
+        <w:t xml:space="preserve">“</w:t>
+      </w:r>
+      <w:r>
+        <w:t xml:space="preserve">how do we eliminate false alarms,</w:t>
+      </w:r>
+      <w:r>
+        <w:t xml:space="preserve">”</w:t>
+      </w:r>
+      <w:r>
+        <w:t xml:space="preserve"> </w:t>
+      </w:r>
+      <w:r>
+        <w:t xml:space="preserve">which is not achievable without also raising missed-detection risk, but</w:t>
+      </w:r>
+      <w:r>
+        <w:t xml:space="preserve"> </w:t>
+      </w:r>
+      <w:r>
+        <w:t xml:space="preserve">“</w:t>
+      </w:r>
+      <w:r>
+        <w:t xml:space="preserve">what cost ratio does this specific deployment context imply, and is the threshold set accordingly.</w:t>
+      </w:r>
+      <w:r>
+        <w:t xml:space="preserve">”</w:t>
+      </w:r>
+    </w:p>
+    <w:bookmarkEnd w:id="100"/>
+    <w:bookmarkStart w:id="101" w:name="Xbaa93ce99a3ee92ded83a216379146773bfc6f9"/>
+    <w:p>
+      <w:pPr>
+        <w:pStyle w:val="Heading3"/>
+      </w:pPr>
+      <w:r>
+        <w:t xml:space="preserve">9.3 Multi-Source Data Fusion: Clinical, Mobility, Weather, Pharmacy, and Hospital Data</w:t>
+      </w:r>
+    </w:p>
+    <w:p>
+      <w:pPr>
+        <w:pStyle w:val="FirstParagraph"/>
+      </w:pPr>
+      <w:r>
+        <w:t xml:space="preserve">No public health surveillance system treats a single data stream as sufficient, and wastewater is no exception — WHO’s own framing of WES as</w:t>
+      </w:r>
+      <w:r>
+        <w:t xml:space="preserve"> </w:t>
+      </w:r>
+      <w:r>
+        <w:rPr>
+          <w:iCs/>
+          <w:i/>
+        </w:rPr>
+        <w:t xml:space="preserve">complementary to</w:t>
+      </w:r>
+      <w:r>
+        <w:t xml:space="preserve">, not a</w:t>
+      </w:r>
+      <w:r>
+        <w:t xml:space="preserve"> </w:t>
+      </w:r>
+      <w:r>
+        <w:rPr>
+          <w:iCs/>
+          <w:i/>
+        </w:rPr>
+        <w:t xml:space="preserve">replacement for</w:t>
+      </w:r>
+      <w:r>
+        <w:t xml:space="preserve">, conventional case-based surveillance (§1, [14]) already establishes fusion as the intended mode of use, not an optional refinement. A recent comparative study integrated four surveillance systems — hospital admissions, wastewater viral load, meteorological data, and internet-search-query volume — into a shared daily time series for a Chinese city over roughly one year, finding that a substantial subset of the resulting fused variables correlated significantly with reported clinical case counts under lagged cross-correlation and distributed-lag nonlinear modeling (Zhang, Lei, Wang, Wang, Luo, Jin, Wei, &amp; Wang, 2025). The specific correlation magnitudes and which of the four systems led which are pending full-text verification; the qualitative finding — that a multi-system fused time series outperforms any single stream in routine surveillance use — is the more defensible takeaway to carry forward, consistent with this review’s practice of preferring qualitative, recurring findings over specific unconfirmed statistics.</w:t>
+      </w:r>
+    </w:p>
+    <w:p>
+      <w:pPr>
+        <w:pStyle w:val="BodyText"/>
+      </w:pPr>
+      <w:r>
+        <w:rPr>
+          <w:bCs/>
+          <w:b/>
+        </w:rPr>
+        <w:t xml:space="preserve">One nuance this literature, and naive</w:t>
+      </w:r>
+      <w:r>
+        <w:rPr>
+          <w:bCs/>
+          <w:b/>
+        </w:rPr>
+        <w:t xml:space="preserve"> </w:t>
+      </w:r>
+      <w:r>
+        <w:rPr>
+          <w:bCs/>
+          <w:b/>
+        </w:rPr>
+        <w:t xml:space="preserve">“</w:t>
+      </w:r>
+      <w:r>
+        <w:rPr>
+          <w:bCs/>
+          <w:b/>
+        </w:rPr>
+        <w:t xml:space="preserve">data fusion</w:t>
+      </w:r>
+      <w:r>
+        <w:rPr>
+          <w:bCs/>
+          <w:b/>
+        </w:rPr>
+        <w:t xml:space="preserve">”</w:t>
+      </w:r>
+      <w:r>
+        <w:rPr>
+          <w:bCs/>
+          <w:b/>
+        </w:rPr>
+        <w:t xml:space="preserve"> </w:t>
+      </w:r>
+      <w:r>
+        <w:rPr>
+          <w:bCs/>
+          <w:b/>
+        </w:rPr>
+        <w:t xml:space="preserve">framing generally, tends to understate</w:t>
+      </w:r>
+      <w:r>
+        <w:t xml:space="preserve">: weather is not merely another independent covariate to fuse alongside wastewater, mobility, and clinical data — it plays a double role specific to WBE that the other fusion inputs do not. §4.2 already established that rainfall and inflow/infiltration are a direct, mechanistic</w:t>
+      </w:r>
+      <w:r>
+        <w:t xml:space="preserve"> </w:t>
+      </w:r>
+      <w:r>
+        <w:rPr>
+          <w:bCs/>
+          <w:b/>
+        </w:rPr>
+        <w:t xml:space="preserve">confounder of the wastewater signal itself</w:t>
+      </w:r>
+      <w:r>
+        <w:t xml:space="preserve">, diluting analyte concentration and, under combined-sewer-overflow conditions, capping or masking the true signal entirely (§4.2, §6.8). Fusing weather data therefore serves two distinct functions simultaneously: (a) as an independent, corroborating or explanatory signal in the same sense mobility or pharmacy data would be, and (b) as the specific covariate needed to</w:t>
+      </w:r>
+      <w:r>
+        <w:t xml:space="preserve"> </w:t>
+      </w:r>
+      <w:r>
+        <w:rPr>
+          <w:iCs/>
+          <w:i/>
+        </w:rPr>
+        <w:t xml:space="preserve">correct</w:t>
+      </w:r>
+      <w:r>
+        <w:t xml:space="preserve"> </w:t>
+      </w:r>
+      <w:r>
+        <w:t xml:space="preserve">the wastewater signal’s own amplitude distortion before it is fused with anything else (§6.2’s flow-normalization argument, restated here as a fusion-design point rather than a normalization one). A fusion pipeline that treats weather purely as (a) — an independent corroborating stream to be correlated against the raw wastewater signal — without also applying it as (b) risks double-counting rainfall’s effect: once as an apparent</w:t>
+      </w:r>
+      <w:r>
+        <w:t xml:space="preserve"> </w:t>
+      </w:r>
+      <w:r>
+        <w:t xml:space="preserve">“</w:t>
+      </w:r>
+      <w:r>
+        <w:t xml:space="preserve">explanation</w:t>
+      </w:r>
+      <w:r>
+        <w:t xml:space="preserve">”</w:t>
+      </w:r>
+      <w:r>
+        <w:t xml:space="preserve"> </w:t>
+      </w:r>
+      <w:r>
+        <w:t xml:space="preserve">for a dip in wastewater signal that was actually amplitude distortion needing correction, not a real dip in source excretion.</w:t>
+      </w:r>
+    </w:p>
+    <w:p>
+      <w:pPr>
+        <w:pStyle w:val="BodyText"/>
+      </w:pPr>
+      <w:r>
+        <w:t xml:space="preserve">Clinical case and testing data, mobility data, pharmacy sales data, and hospital admission/emergency-department data each contribute a distinct, partially independent proxy for the same underlying epidemiological process, and each carries its own known distortions: clinical testing rates shift with health-care-seeking behavior, test availability, and public attention (§1’s ascertainment-bias point, restated); mobility data reflects behavior, not infection status, directly; pharmacy sales lag both infection and diagnosis by the time-to-care-seeking and time-to-prescription-fill intervals; and hospital/ED data is systematically biased toward more severe presentations, undercounting the asymptomatic and mild-symptomatic population wastewater is specifically valuable for capturing (§1, [11]). None of these four is a</w:t>
+      </w:r>
+      <w:r>
+        <w:t xml:space="preserve"> </w:t>
+      </w:r>
+      <w:r>
+        <w:t xml:space="preserve">“</w:t>
+      </w:r>
+      <w:r>
+        <w:t xml:space="preserve">ground truth</w:t>
+      </w:r>
+      <w:r>
+        <w:t xml:space="preserve">”</w:t>
+      </w:r>
+      <w:r>
+        <w:t xml:space="preserve"> </w:t>
+      </w:r>
+      <w:r>
+        <w:t xml:space="preserve">against which wastewater should be one-sidedly validated (§8.16’s reference-data-uncertainty point, extended here from a single clinical comparator to the full fusion set) — each is itself an uncertain, differently-biased signal, and §9.4 develops why combining several such signals is not a simple averaging exercise.</w:t>
+      </w:r>
+    </w:p>
+    <w:bookmarkEnd w:id="101"/>
+    <w:bookmarkStart w:id="102" w:name="X2df81671de58ebd47338189dbd9a3c333d5b4d9"/>
+    <w:p>
+      <w:pPr>
+        <w:pStyle w:val="Heading3"/>
+      </w:pPr>
+      <w:r>
+        <w:t xml:space="preserve">9.4 Why Fusion Is Not Free: Correlated Uncertainty Across Data Streams</w:t>
+      </w:r>
+    </w:p>
+    <w:p>
+      <w:pPr>
+        <w:pStyle w:val="FirstParagraph"/>
+      </w:pPr>
+      <w:r>
+        <w:t xml:space="preserve">§8.10 already established, within the wastewater signal-formation chain alone, that treating upstream uncertainty sources as mutually independent when they are not produces a systematically wrong — not merely imprecise — output interval. The same structural problem recurs, in a different form, when combining wastewater with the external data streams named in §9.3, and this review is not aware of the applied WBE-fusion literature it examined this session treating it with comparable explicitness.</w:t>
+      </w:r>
+    </w:p>
+    <w:p>
+      <w:pPr>
+        <w:pStyle w:val="BodyText"/>
+      </w:pPr>
+      <w:r>
+        <w:t xml:space="preserve">Two concrete mechanisms make naive fusion (simple averaging, or an unweighted composite index across streams) risky rather than merely suboptimal:</w:t>
+      </w:r>
+    </w:p>
+    <w:p>
+      <w:pPr>
+        <w:numPr>
+          <w:ilvl w:val="0"/>
+          <w:numId w:val="1028"/>
+        </w:numPr>
+        <w:pStyle w:val="Compact"/>
+      </w:pPr>
+      <w:r>
+        <w:rPr>
+          <w:bCs/>
+          <w:b/>
+        </w:rPr>
+        <w:t xml:space="preserve">Shared external drivers.</w:t>
+      </w:r>
+      <w:r>
+        <w:t xml:space="preserve"> </w:t>
+      </w:r>
+      <w:r>
+        <w:t xml:space="preserve">A public event, a policy change, or a media-driven behavioral shift can move clinical testing rates, mobility patterns, and pharmacy purchasing simultaneously and in the same direction, for reasons unrelated to the true underlying infection or consumption level being tracked — three</w:t>
+      </w:r>
+      <w:r>
+        <w:t xml:space="preserve"> </w:t>
+      </w:r>
+      <w:r>
+        <w:t xml:space="preserve">“</w:t>
+      </w:r>
+      <w:r>
+        <w:t xml:space="preserve">independent</w:t>
+      </w:r>
+      <w:r>
+        <w:t xml:space="preserve">”</w:t>
+      </w:r>
+      <w:r>
+        <w:t xml:space="preserve"> </w:t>
+      </w:r>
+      <w:r>
+        <w:t xml:space="preserve">data streams moving together under a shared confound is not three-fold corroboration of the underlying signal; it is one confound observed three times. Averaging such streams does not reduce noise the way averaging genuinely independent measurements would; it can instead amplify a shared artifact by lending it the false appearance of multi-source consensus.</w:t>
+      </w:r>
+    </w:p>
+    <w:p>
+      <w:pPr>
+        <w:numPr>
+          <w:ilvl w:val="0"/>
+          <w:numId w:val="1028"/>
+        </w:numPr>
+        <w:pStyle w:val="Compact"/>
+      </w:pPr>
+      <w:r>
+        <w:rPr>
+          <w:bCs/>
+          <w:b/>
+        </w:rPr>
+        <w:t xml:space="preserve">Differential and non-stationary lag structure.</w:t>
+      </w:r>
+      <w:r>
+        <w:t xml:space="preserve"> </w:t>
+      </w:r>
+      <w:r>
+        <w:t xml:space="preserve">Wastewater signal has been reported, across the studies already discussed in this review (§7.1.2, §9.2), to lead clinical case and hospitalization data by an interval that is itself uncertain and setting-dependent, not a fixed constant — meaning a fusion approach that aligns streams on a single assumed lag (rather than estimating or marginalizing over lag uncertainty) will systematically misalign genuinely-related signal, understating the correlation actually present and potentially manufacturing a spurious lead/lag relationship in the opposite direction.</w:t>
+      </w:r>
+    </w:p>
+    <w:p>
+      <w:pPr>
+        <w:pStyle w:val="FirstParagraph"/>
+      </w:pPr>
+      <w:r>
+        <w:t xml:space="preserve">The more defensible response to both problems, consistent with this review’s general preference (already stated in Chapter 8) for formal joint modeling over ad hoc combination: either explicit</w:t>
+      </w:r>
+      <w:r>
+        <w:t xml:space="preserve"> </w:t>
+      </w:r>
+      <w:r>
+        <w:rPr>
+          <w:bCs/>
+          <w:b/>
+        </w:rPr>
+        <w:t xml:space="preserve">joint state-space or Bayesian hierarchical modeling</w:t>
+      </w:r>
+      <w:r>
+        <w:t xml:space="preserve"> </w:t>
+      </w:r>
+      <w:r>
+        <w:t xml:space="preserve">of the correlated uncertainty structure across streams — extending the §8.9 machinery from a single-source pipeline to a multi-source one, with the shared-confound and lag-uncertainty problems represented as explicit model terms rather than left implicit — or, where that is impractical, an explicit, stated acknowledgment that a naive fused composite has not accounted for cross-stream correlation and should be interpreted with that limitation in mind, following the same disclosure discipline §8.15 already established for propagated uncertainty within a single pipeline.</w:t>
+      </w:r>
+      <w:r>
+        <w:t xml:space="preserve"> </w:t>
+      </w:r>
+      <w:r>
+        <w:rPr>
+          <w:bCs/>
+          <w:b/>
+        </w:rPr>
+        <w:t xml:space="preserve">A fused indicator whose construction method is not disclosed is not more trustworthy than its least-transparent input stream — it is, by the reasoning above, potentially less trustworthy, since an undisclosed shared-confound problem is invisible to a reader evaluating the fused number at face value.</w:t>
+      </w:r>
+    </w:p>
+    <w:bookmarkEnd w:id="102"/>
+    <w:bookmarkStart w:id="103" w:name="X4573fad1f43fb00bd5740cba63f69b67ccb1a76"/>
+    <w:p>
+      <w:pPr>
+        <w:pStyle w:val="Heading3"/>
+      </w:pPr>
+      <w:r>
+        <w:t xml:space="preserve">9.5 The Boundary: What Wastewater-Based Surveillance Cannot Replace</w:t>
+      </w:r>
+    </w:p>
+    <w:p>
+      <w:pPr>
+        <w:pStyle w:val="FirstParagraph"/>
+      </w:pPr>
+      <w:r>
+        <w:t xml:space="preserve">This review opened (§1) by naming WBE’s central practical advantage: it requires no individual consent or clinical encounter, and captures asymptomatic, undiagnosed, and untested individuals alongside those who present to care (§1, [11]). That advantage is also, precisely, the source of a structural — not merely practical, and not addressable by better modeling — limitation this chapter must state directly rather than leave implicit.</w:t>
+      </w:r>
+    </w:p>
+    <w:p>
+      <w:pPr>
+        <w:pStyle w:val="BodyText"/>
+      </w:pPr>
+      <w:r>
+        <w:rPr>
+          <w:bCs/>
+          <w:b/>
+        </w:rPr>
+        <w:t xml:space="preserve">Wastewater-based surveillance cannot, by construction, produce an individual-level diagnosis, a specific individual’s infection status, or an individual clinical care decision.</w:t>
+      </w:r>
+      <w:r>
+        <w:t xml:space="preserve"> </w:t>
+      </w:r>
+      <w:r>
+        <w:t xml:space="preserve">§3.0 defined the observed signal as a spatially aggregated composite across a sewer catchment’s contributing population; that aggregation is not an incidental feature that better instrumentation could remove, it is the definitional property that makes the anonymity/no-consent advantage possible in the first place (§9.6 returns to this exact tension from the opposite direction — aggregation that is too coarse loses individual-level actionability, but aggregation that is too fine erodes the anonymity the whole approach depends on). A population-level signal, however well reconstructed and however tightly its uncertainty is characterized (Chapter 8), cannot answer</w:t>
+      </w:r>
+      <w:r>
+        <w:t xml:space="preserve"> </w:t>
+      </w:r>
+      <w:r>
+        <w:t xml:space="preserve">“</w:t>
+      </w:r>
+      <w:r>
+        <w:t xml:space="preserve">is person X infected</w:t>
+      </w:r>
+      <w:r>
+        <w:t xml:space="preserve">”</w:t>
+      </w:r>
+      <w:r>
+        <w:t xml:space="preserve"> </w:t>
+      </w:r>
+      <w:r>
+        <w:t xml:space="preserve">or</w:t>
+      </w:r>
+      <w:r>
+        <w:t xml:space="preserve"> </w:t>
+      </w:r>
+      <w:r>
+        <w:t xml:space="preserve">“</w:t>
+      </w:r>
+      <w:r>
+        <w:t xml:space="preserve">does person X need care</w:t>
+      </w:r>
+      <w:r>
+        <w:t xml:space="preserve">”</w:t>
+      </w:r>
+      <w:r>
+        <w:t xml:space="preserve"> </w:t>
+      </w:r>
+      <w:r>
+        <w:t xml:space="preserve">— those require an individual clinical encounter, which wastewater surveillance is structurally incapable of substituting for and was never intended to.</w:t>
+      </w:r>
+    </w:p>
+    <w:p>
+      <w:pPr>
+        <w:pStyle w:val="BodyText"/>
+      </w:pPr>
+      <w:r>
+        <w:t xml:space="preserve">Three further, more specific boundaries follow from points this review has already established, restated here explicitly as boundaries rather than left as scattered technical caveats:</w:t>
+      </w:r>
+    </w:p>
+    <w:p>
+      <w:pPr>
+        <w:numPr>
+          <w:ilvl w:val="0"/>
+          <w:numId w:val="1029"/>
+        </w:numPr>
+        <w:pStyle w:val="Compact"/>
+      </w:pPr>
+      <w:r>
+        <w:rPr>
+          <w:bCs/>
+          <w:b/>
+        </w:rPr>
+        <w:t xml:space="preserve">Variant- or strain-specific clinical severity cannot be inferred from bulk concentration alone.</w:t>
+      </w:r>
+      <w:r>
+        <w:t xml:space="preserve"> </w:t>
+      </w:r>
+      <w:r>
+        <w:t xml:space="preserve">Genomic sequencing of the wastewater sample (mentioned in passing in §2.4’s phase-4 discussion but not developed as its own methodological chapter here) can identify which variants are circulating in a catchment; concentration trends alone, the focus of this review’s Chapters 3–8, say nothing about the clinical severity of what is circulating.</w:t>
+      </w:r>
+    </w:p>
+    <w:p>
+      <w:pPr>
+        <w:numPr>
+          <w:ilvl w:val="0"/>
+          <w:numId w:val="1029"/>
+        </w:numPr>
+        <w:pStyle w:val="Compact"/>
+      </w:pPr>
+      <w:r>
+        <w:rPr>
+          <w:bCs/>
+          <w:b/>
+        </w:rPr>
+        <w:t xml:space="preserve">Non-sewered populations are structurally invisible to WBE</w:t>
+      </w:r>
+      <w:r>
+        <w:t xml:space="preserve">, not merely underrepresented. Roughly one-fifth of the U.S. population is not connected to a sewer system captured by centralized wastewater monitoring, and that unconnected fraction is not randomly distributed — a national assessment found lower sewer connectivity systematically associated with several demographic and geographic factors, including American Indian and Alaska Native household heads, non-Hispanic white household heads in certain regions, larger households, and specific under-served geographies including parts of the Navajo Nation, Alaska, and rural areas in several states (Yu, Olesen, Duvallet, &amp; Grad, 2024 —</w:t>
+      </w:r>
+      <w:r>
+        <w:t xml:space="preserve"> </w:t>
+      </w:r>
+      <w:r>
+        <w:rPr>
+          <w:bCs/>
+          <w:b/>
+        </w:rPr>
+        <w:t xml:space="preserve">the specific ~80% connectivity figure and demographic-association statistics are pending full-text verification</w:t>
+      </w:r>
+      <w:r>
+        <w:t xml:space="preserve">; the qualitative finding that connectivity gaps are systematically, not randomly, distributed is the more load-bearing claim for this section’s argument). This is not a gap that improved modeling of the signal-formation chain (§3–8) can close — it is a coverage gap in what gets sampled at all, and it means WBE’s aggregate, no-individual-consent advantage is, in the United States specifically, unevenly available across the population by construction, independent of anything this review’s technical chapters address.</w:t>
+      </w:r>
+    </w:p>
+    <w:p>
+      <w:pPr>
+        <w:numPr>
+          <w:ilvl w:val="0"/>
+          <w:numId w:val="1029"/>
+        </w:numPr>
+        <w:pStyle w:val="Compact"/>
+      </w:pPr>
+      <w:r>
+        <w:rPr>
+          <w:bCs/>
+          <w:b/>
+        </w:rPr>
+        <w:t xml:space="preserve">A rising wastewater signal does not identify</w:t>
+      </w:r>
+      <w:r>
+        <w:rPr>
+          <w:bCs/>
+          <w:b/>
+        </w:rPr>
+        <w:t xml:space="preserve"> </w:t>
+      </w:r>
+      <w:r>
+        <w:rPr>
+          <w:iCs/>
+          <w:i/>
+          <w:bCs/>
+          <w:b/>
+        </w:rPr>
+        <w:t xml:space="preserve">why</w:t>
+      </w:r>
+      <w:r>
+        <w:rPr>
+          <w:bCs/>
+          <w:b/>
+        </w:rPr>
+        <w:t xml:space="preserve"> </w:t>
+      </w:r>
+      <w:r>
+        <w:rPr>
+          <w:bCs/>
+          <w:b/>
+        </w:rPr>
+        <w:t xml:space="preserve">it is rising</w:t>
+      </w:r>
+      <w:r>
+        <w:t xml:space="preserve"> </w:t>
+      </w:r>
+      <w:r>
+        <w:t xml:space="preserve">without additional information — new infections, a shift in testing/reporting policy affecting what gets compared against it, a change in population size or composition (§6.3), or (per §4.2, §9.3) a data artifact from a storm event misread as a genuine signal change, can each produce a similar-looking upward movement, and distinguishing them is precisely the identifiability and structural-adequacy problem Chapter 7 already formalized, not solved and not claimed to be solved by anything in this chapter.</w:t>
+      </w:r>
+    </w:p>
+    <w:p>
+      <w:pPr>
+        <w:pStyle w:val="FirstParagraph"/>
+      </w:pPr>
+      <w:r>
+        <w:rPr>
+          <w:bCs/>
+          <w:b/>
+        </w:rPr>
+        <w:t xml:space="preserve">The correct institutional framing, following directly from WHO’s own complementary-not-replacement position ([14]) and consistent with this review’s evidentiary standard throughout</w:t>
+      </w:r>
+      <w:r>
+        <w:t xml:space="preserve">: wastewater surveillance is a population-level screening and resource-allocation input, valuable specifically because it does not require individual encounters — and precisely because of that same property, it is not, and cannot become through better methodology alone, a substitute for clinical diagnosis, individual care pathways, or complete population coverage.</w:t>
+      </w:r>
+    </w:p>
+    <w:bookmarkEnd w:id="103"/>
+    <w:bookmarkStart w:id="104" w:name="Xc4ec9143f3bf9c48b71504fc73efac09666cc80"/>
+    <w:p>
+      <w:pPr>
+        <w:pStyle w:val="Heading3"/>
+      </w:pPr>
+      <w:r>
+        <w:t xml:space="preserve">9.6 Small-Catchment and Building-Scale Monitoring: Privacy, Stigma, and Equity</w:t>
+      </w:r>
+    </w:p>
+    <w:p>
+      <w:pPr>
+        <w:pStyle w:val="FirstParagraph"/>
+      </w:pPr>
+      <w:r>
+        <w:t xml:space="preserve">§9.5 named aggregation as the property that makes WBE’s no-individual-consent advantage possible. That property degrades, not gracefully but structurally, as spatial resolution narrows from a citywide treatment-plant catchment toward a single building, dormitory, correctional facility, or nursing home — the scale at which several institutions (universities, prisons, congregate-care facilities) have in fact deployed wastewater monitoring specifically for its early-warning value in a defined population.</w:t>
+      </w:r>
+    </w:p>
+    <w:p>
+      <w:pPr>
+        <w:pStyle w:val="BodyText"/>
+      </w:pPr>
+      <w:r>
+        <w:t xml:space="preserve">Three distinct ethical concerns recur across the literature this review identified, and this section states them as three genuinely different problems rather than a single undifferentiated</w:t>
+      </w:r>
+      <w:r>
+        <w:t xml:space="preserve"> </w:t>
+      </w:r>
+      <w:r>
+        <w:t xml:space="preserve">“</w:t>
+      </w:r>
+      <w:r>
+        <w:t xml:space="preserve">privacy</w:t>
+      </w:r>
+      <w:r>
+        <w:t xml:space="preserve">”</w:t>
+      </w:r>
+      <w:r>
+        <w:t xml:space="preserve"> </w:t>
+      </w:r>
+      <w:r>
+        <w:t xml:space="preserve">concern, since they call for different mitigations:</w:t>
+      </w:r>
+    </w:p>
+    <w:p>
+      <w:pPr>
+        <w:numPr>
+          <w:ilvl w:val="0"/>
+          <w:numId w:val="1030"/>
+        </w:numPr>
+        <w:pStyle w:val="Compact"/>
+      </w:pPr>
+      <w:r>
+        <w:rPr>
+          <w:bCs/>
+          <w:b/>
+        </w:rPr>
+        <w:t xml:space="preserve">Individual re-identification risk.</w:t>
+      </w:r>
+      <w:r>
+        <w:t xml:space="preserve"> </w:t>
+      </w:r>
+      <w:r>
+        <w:t xml:space="preserve">At sufficiently fine spatial resolution, a wastewater sample can in principle be traced to a single household or even a single toilet, and documented instances of exactly this — a SARS-CoV-2 detection traced upstream to identify a specific residence — are cited as a concrete illustration that</w:t>
+      </w:r>
+      <w:r>
+        <w:t xml:space="preserve"> </w:t>
+      </w:r>
+      <w:r>
+        <w:t xml:space="preserve">“</w:t>
+      </w:r>
+      <w:r>
+        <w:t xml:space="preserve">aggregation</w:t>
+      </w:r>
+      <w:r>
+        <w:t xml:space="preserve">”</w:t>
+      </w:r>
+      <w:r>
+        <w:t xml:space="preserve"> </w:t>
+      </w:r>
+      <w:r>
+        <w:t xml:space="preserve">is a matter of degree, not a binary property that is either present or absent (Moallef, Balasubramanian, Krieger, Tabb, Chen, Hanage, Bassett, &amp; Cowger, 2025, a global critical review of 145 full-text-screened studies identifying 68 with explicit health-equity considerations, proposing a five-consideration conceptual framework spanning global access inequities, harm/stigma prevention, and community engagement —</w:t>
+      </w:r>
+      <w:r>
+        <w:t xml:space="preserve"> </w:t>
+      </w:r>
+      <w:r>
+        <w:rPr>
+          <w:bCs/>
+          <w:b/>
+        </w:rPr>
+        <w:t xml:space="preserve">the specific 68/145 count is pending full-text verification</w:t>
+      </w:r>
+      <w:r>
+        <w:t xml:space="preserve">). Aggregation-level design (how coarse a catchment must be before individual re-identification risk is acceptably low) is therefore not a fixed technical parameter but a context-specific judgment that trades off directly against the early-warning value of finer spatial resolution named at the top of this section.</w:t>
+      </w:r>
+    </w:p>
+    <w:p>
+      <w:pPr>
+        <w:numPr>
+          <w:ilvl w:val="0"/>
+          <w:numId w:val="1030"/>
+        </w:numPr>
+        <w:pStyle w:val="Compact"/>
+      </w:pPr>
+      <w:r>
+        <w:rPr>
+          <w:bCs/>
+          <w:b/>
+        </w:rPr>
+        <w:t xml:space="preserve">Group-level stigmatization, independent of individual identifiability.</w:t>
+      </w:r>
+      <w:r>
+        <w:t xml:space="preserve"> </w:t>
+      </w:r>
+      <w:r>
+        <w:t xml:space="preserve">Even where no specific individual can be re-identified, flagging a defined group — a dormitory, a neighborhood, a facility’s residents — as an active-disease location risks portraying that population as</w:t>
+      </w:r>
+      <w:r>
+        <w:t xml:space="preserve"> </w:t>
+      </w:r>
+      <w:r>
+        <w:t xml:space="preserve">“</w:t>
+      </w:r>
+      <w:r>
+        <w:t xml:space="preserve">diseased</w:t>
+      </w:r>
+      <w:r>
+        <w:t xml:space="preserve">”</w:t>
+      </w:r>
+      <w:r>
+        <w:t xml:space="preserve"> </w:t>
+      </w:r>
+      <w:r>
+        <w:t xml:space="preserve">and subjecting it to social or institutional consequences (exclusion, differential treatment, targeted enforcement) that a purely individual-level privacy framework does not capture, since the harm accrues to the group as a unit rather than to any single re-identified person (Kwiatkowska, Ruhaak, Kasprzyk-Hordern, Hassard, Lundy, Di Cesare, Hickman, &amp; Singer, 2022 —</w:t>
+      </w:r>
+      <w:r>
+        <w:t xml:space="preserve"> </w:t>
+      </w:r>
+      <w:r>
+        <w:rPr>
+          <w:bCs/>
+          <w:b/>
+        </w:rPr>
+        <w:t xml:space="preserve">venue/publication type not independently confirmed this session: this source appears in search results variously described as a conference proceeding and a preprint, and should be treated as a lower-confidence citation on that basis alone, independent of its content’s plausibility</w:t>
+      </w:r>
+      <w:r>
+        <w:t xml:space="preserve">). A separate analysis argues existing ethics- and human-rights-based frameworks for this problem lack enforceability, and proposes grounding wastewater-surveillance governance instead in explicit legal or contractual</w:t>
+      </w:r>
+      <w:r>
+        <w:t xml:space="preserve"> </w:t>
+      </w:r>
+      <w:r>
+        <w:rPr>
+          <w:bCs/>
+          <w:b/>
+        </w:rPr>
+        <w:t xml:space="preserve">obligations</w:t>
+      </w:r>
+      <w:r>
+        <w:t xml:space="preserve"> </w:t>
+      </w:r>
+      <w:r>
+        <w:t xml:space="preserve">— enforceable through legislation, institutional oversight, or contract, rather than aspirational ethical principle alone (Thompson et al., 2024,</w:t>
+      </w:r>
+      <w:r>
+        <w:t xml:space="preserve"> </w:t>
+      </w:r>
+      <w:r>
+        <w:rPr>
+          <w:iCs/>
+          <w:i/>
+        </w:rPr>
+        <w:t xml:space="preserve">Water Research</w:t>
+      </w:r>
+      <w:r>
+        <w:t xml:space="preserve"> </w:t>
+      </w:r>
+      <w:r>
+        <w:t xml:space="preserve">—</w:t>
+      </w:r>
+      <w:r>
+        <w:t xml:space="preserve"> </w:t>
+      </w:r>
+      <w:r>
+        <w:rPr>
+          <w:bCs/>
+          <w:b/>
+        </w:rPr>
+        <w:t xml:space="preserve">full author list beyond the named lead author not independently confirmed this session</w:t>
+      </w:r>
+      <w:r>
+        <w:t xml:space="preserve">).</w:t>
+      </w:r>
+    </w:p>
+    <w:p>
+      <w:pPr>
+        <w:numPr>
+          <w:ilvl w:val="0"/>
+          <w:numId w:val="1030"/>
+        </w:numPr>
+        <w:pStyle w:val="Compact"/>
+      </w:pPr>
+      <w:r>
+        <w:rPr>
+          <w:bCs/>
+          <w:b/>
+        </w:rPr>
+        <w:t xml:space="preserve">Structural equity in who is monitored at all</w:t>
+      </w:r>
+      <w:r>
+        <w:t xml:space="preserve">, which §9.5 already introduced from the coverage-gap angle and which recurs here from the deployment-choice angle: a decision to deploy fine-grained, building-scale monitoring disproportionately in some communities and not others (whether by infrastructure availability, cost, or institutional choice) redistributes both the surveillance benefit (earlier detection, resource allocation) and the privacy/stigma risk named above unevenly, and the equity-framework literature identified here explicitly names this as a design choice requiring deliberate, documented justification rather than an incidental consequence of where monitoring happens to be technically or financially easiest to deploy ([51]).</w:t>
+      </w:r>
+    </w:p>
+    <w:p>
+      <w:pPr>
+        <w:pStyle w:val="FirstParagraph"/>
+      </w:pPr>
+      <w:r>
+        <w:rPr>
+          <w:bCs/>
+          <w:b/>
+        </w:rPr>
+        <w:t xml:space="preserve">This section’s required conclusion, stated directly rather than left as an implication</w:t>
+      </w:r>
+      <w:r>
+        <w:t xml:space="preserve">: building- and small-catchment-scale monitoring is not simply</w:t>
+      </w:r>
+      <w:r>
+        <w:t xml:space="preserve"> </w:t>
+      </w:r>
+      <w:r>
+        <w:t xml:space="preserve">“</w:t>
+      </w:r>
+      <w:r>
+        <w:t xml:space="preserve">the same method at finer resolution</w:t>
+      </w:r>
+      <w:r>
+        <w:t xml:space="preserve">”</w:t>
+      </w:r>
+      <w:r>
+        <w:t xml:space="preserve"> </w:t>
+      </w:r>
+      <w:r>
+        <w:t xml:space="preserve">— it changes the risk calculus in ways §1’s opening framing of WBE as inherently anonymous and consent-free does not anticipate, and a monitoring program operating at this scale needs its own explicit privacy, stigma, and equity review, not an inheritance of the citywide-scale program’s ethical assessment by default.</w:t>
+      </w:r>
+    </w:p>
+    <w:bookmarkEnd w:id="104"/>
+    <w:bookmarkStart w:id="105" w:name="X926dd89c89c562487b717fe027554e4bfff245f"/>
+    <w:p>
+      <w:pPr>
+        <w:pStyle w:val="Heading3"/>
+      </w:pPr>
+      <w:r>
+        <w:t xml:space="preserve">9.7 From Detectable Signal to Actionable Information</w:t>
+      </w:r>
+    </w:p>
+    <w:p>
+      <w:pPr>
+        <w:pStyle w:val="FirstParagraph"/>
+      </w:pPr>
+      <w:r>
+        <w:t xml:space="preserve">This review’s Chapters 3–8 have been almost entirely occupied with a single question: under what conditions is a wastewater measurement scientifically informative about the source signal that produced it. This section closes that arc with a distinct, final question this chapter has been building toward since §9.0: under what conditions does a scientifically informative signal become</w:t>
+      </w:r>
+      <w:r>
+        <w:t xml:space="preserve"> </w:t>
+      </w:r>
+      <w:r>
+        <w:rPr>
+          <w:bCs/>
+          <w:b/>
+        </w:rPr>
+        <w:t xml:space="preserve">actionable</w:t>
+      </w:r>
+      <w:r>
+        <w:t xml:space="preserve"> </w:t>
+      </w:r>
+      <w:r>
+        <w:t xml:space="preserve">— that is, under what conditions should it actually trigger a specific institutional response.</w:t>
+      </w:r>
+    </w:p>
+    <w:p>
+      <w:pPr>
+        <w:pStyle w:val="BodyText"/>
+      </w:pPr>
+      <w:r>
+        <w:t xml:space="preserve">A signal can be genuinely, defensibly</w:t>
+      </w:r>
+      <w:r>
+        <w:t xml:space="preserve"> </w:t>
+      </w:r>
+      <w:r>
+        <w:t xml:space="preserve">“</w:t>
+      </w:r>
+      <w:r>
+        <w:t xml:space="preserve">detectable</w:t>
+      </w:r>
+      <w:r>
+        <w:t xml:space="preserve">”</w:t>
+      </w:r>
+      <w:r>
+        <w:t xml:space="preserve"> </w:t>
+      </w:r>
+      <w:r>
+        <w:t xml:space="preserve">in every sense Chapters 3–8 formalized — above the LOD (§5.5, §8.11), statistically distinguishable from baseline noise at a stated confidence level (§9.2), and even correctly attributable to a real change in the source population (§7, conditional on its evidentiary criteria being met) — and still fail to be actionable, because actionability depends on conditions external to the signal’s own scientific validity. This review proposes four such conditions, synthesized from the frameworks and gaps identified across this chapter, none of which is reducible to</w:t>
+      </w:r>
+      <w:r>
+        <w:t xml:space="preserve"> </w:t>
+      </w:r>
+      <w:r>
+        <w:t xml:space="preserve">“</w:t>
+      </w:r>
+      <w:r>
+        <w:t xml:space="preserve">is the signal statistically real</w:t>
+      </w:r>
+      <w:r>
+        <w:t xml:space="preserve">”</w:t>
+      </w:r>
+      <w:r>
+        <w:t xml:space="preserve">:</w:t>
+      </w:r>
+    </w:p>
+    <w:p>
+      <w:pPr>
+        <w:numPr>
+          <w:ilvl w:val="0"/>
+          <w:numId w:val="1031"/>
+        </w:numPr>
+        <w:pStyle w:val="Compact"/>
+      </w:pPr>
+      <w:r>
+        <w:rPr>
+          <w:bCs/>
+          <w:b/>
+        </w:rPr>
+        <w:t xml:space="preserve">The uncertainty has been quantified and communicated in decision-relevant terms</w:t>
+      </w:r>
+      <w:r>
+        <w:t xml:space="preserve">, per §8.14’s distinction between an error bar (answering</w:t>
+      </w:r>
+      <w:r>
+        <w:t xml:space="preserve"> </w:t>
+      </w:r>
+      <w:r>
+        <w:t xml:space="preserve">“</w:t>
+      </w:r>
+      <w:r>
+        <w:t xml:space="preserve">how uncertain is this number</w:t>
+      </w:r>
+      <w:r>
+        <w:t xml:space="preserve">”</w:t>
+      </w:r>
+      <w:r>
+        <w:t xml:space="preserve">) and a decision-relevant probability (answering</w:t>
+      </w:r>
+      <w:r>
+        <w:t xml:space="preserve"> </w:t>
+      </w:r>
+      <w:r>
+        <w:t xml:space="preserve">“</w:t>
+      </w:r>
+      <w:r>
+        <w:t xml:space="preserve">what is the chance I should act, and what does acting cost me if I am wrong</w:t>
+      </w:r>
+      <w:r>
+        <w:t xml:space="preserve">”</w:t>
+      </w:r>
+      <w:r>
+        <w:t xml:space="preserve">). A signal reported only as a point estimate, without this translation, is not yet actionable regardless of how well-characterized its underlying uncertainty actually is.</w:t>
+      </w:r>
+    </w:p>
+    <w:p>
+      <w:pPr>
+        <w:numPr>
+          <w:ilvl w:val="0"/>
+          <w:numId w:val="1031"/>
+        </w:numPr>
+        <w:pStyle w:val="Compact"/>
+      </w:pPr>
+      <w:r>
+        <w:rPr>
+          <w:bCs/>
+          <w:b/>
+        </w:rPr>
+        <w:t xml:space="preserve">An institutional response protocol exists that the signal is designed to trigger.</w:t>
+      </w:r>
+      <w:r>
+        <w:t xml:space="preserve"> </w:t>
+      </w:r>
+      <w:r>
+        <w:t xml:space="preserve">Without a receiving decision process — a named actor, a defined action, a resource that can actually be deployed — an alert is data, not information in the operationally meaningful sense this section uses the term; national strategy guidance has explicitly named this coordination requirement (across local public health agencies, national coordinating bodies, laboratories, and utilities) as a precondition for wastewater surveillance achieving its intended public health impact, not an implementation detail to be solved later ([11]).</w:t>
+      </w:r>
+    </w:p>
+    <w:p>
+      <w:pPr>
+        <w:numPr>
+          <w:ilvl w:val="0"/>
+          <w:numId w:val="1031"/>
+        </w:numPr>
+        <w:pStyle w:val="Compact"/>
+      </w:pPr>
+      <w:r>
+        <w:rPr>
+          <w:bCs/>
+          <w:b/>
+        </w:rPr>
+        <w:t xml:space="preserve">The detection-to-action timescale is shorter than the timescale over which the underlying condition changes.</w:t>
+      </w:r>
+      <w:r>
+        <w:t xml:space="preserve"> </w:t>
+      </w:r>
+      <w:r>
+        <w:t xml:space="preserve">A signal that is scientifically valid but arrives too late to inform the decision it was meant to support is not actionable in practice, whatever its statistical properties — reporting-timeliness guidance in this space has specifically named the interval from sample collection to usable public health output, on the order of about a week, as a practical threshold for response-relevant utility (</w:t>
+      </w:r>
+      <w:r>
+        <w:rPr>
+          <w:bCs/>
+          <w:b/>
+        </w:rPr>
+        <w:t xml:space="preserve">this specific figure is pending full-text verification and is stated here as an illustrative order of magnitude from the search-derived evidence base, not a precisely established universal standard</w:t>
+      </w:r>
+      <w:r>
+        <w:t xml:space="preserve">).</w:t>
+      </w:r>
+    </w:p>
+    <w:p>
+      <w:pPr>
+        <w:numPr>
+          <w:ilvl w:val="0"/>
+          <w:numId w:val="1031"/>
+        </w:numPr>
+        <w:pStyle w:val="Compact"/>
+      </w:pPr>
+      <w:r>
+        <w:rPr>
+          <w:bCs/>
+          <w:b/>
+        </w:rPr>
+        <w:t xml:space="preserve">The alert has been validated against the false-alarm/missed-detection cost structure specific to its deployment context</w:t>
+      </w:r>
+      <w:r>
+        <w:t xml:space="preserve"> </w:t>
+      </w:r>
+      <w:r>
+        <w:t xml:space="preserve">(§9.2) — not borrowed unmodified from a different population’s or sewershed’s calibration, per §9.2’s caution against unwarranted performance-figure transfer.</w:t>
+      </w:r>
+    </w:p>
+    <w:p>
+      <w:pPr>
+        <w:pStyle w:val="FirstParagraph"/>
+      </w:pPr>
+      <w:r>
+        <w:rPr>
+          <w:bCs/>
+          <w:b/>
+        </w:rPr>
+        <w:t xml:space="preserve">A signal that fails any of these four conditions remains scientifically real and worth reporting — this section does not argue otherwise — but it is not yet actionable</w:t>
+      </w:r>
+      <w:r>
+        <w:t xml:space="preserve">, and treating</w:t>
+      </w:r>
+      <w:r>
+        <w:t xml:space="preserve"> </w:t>
+      </w:r>
+      <w:r>
+        <w:t xml:space="preserve">“</w:t>
+      </w:r>
+      <w:r>
+        <w:t xml:space="preserve">detectable</w:t>
+      </w:r>
+      <w:r>
+        <w:t xml:space="preserve">”</w:t>
+      </w:r>
+      <w:r>
+        <w:t xml:space="preserve"> </w:t>
+      </w:r>
+      <w:r>
+        <w:t xml:space="preserve">and</w:t>
+      </w:r>
+      <w:r>
+        <w:t xml:space="preserve"> </w:t>
+      </w:r>
+      <w:r>
+        <w:t xml:space="preserve">“</w:t>
+      </w:r>
+      <w:r>
+        <w:t xml:space="preserve">actionable</w:t>
+      </w:r>
+      <w:r>
+        <w:t xml:space="preserve">”</w:t>
+      </w:r>
+      <w:r>
+        <w:t xml:space="preserve"> </w:t>
+      </w:r>
+      <w:r>
+        <w:t xml:space="preserve">as synonyms, a conflation this review’s evidence base does not show being consistently guarded against in applied practice, risks either triggering institutional responses the underlying signal cannot actually support (over-action on a scientifically real but decision-irrelevant fluctuation) or, just as plausibly, allowing a genuinely actionable signal to go unused because no explicit translation from</w:t>
+      </w:r>
+      <w:r>
+        <w:t xml:space="preserve"> </w:t>
+      </w:r>
+      <w:r>
+        <w:t xml:space="preserve">“</w:t>
+      </w:r>
+      <w:r>
+        <w:t xml:space="preserve">detected</w:t>
+      </w:r>
+      <w:r>
+        <w:t xml:space="preserve">”</w:t>
+      </w:r>
+      <w:r>
+        <w:t xml:space="preserve"> </w:t>
+      </w:r>
+      <w:r>
+        <w:t xml:space="preserve">to</w:t>
+      </w:r>
+      <w:r>
+        <w:t xml:space="preserve"> </w:t>
+      </w:r>
+      <w:r>
+        <w:t xml:space="preserve">“</w:t>
+      </w:r>
+      <w:r>
+        <w:t xml:space="preserve">act on this</w:t>
+      </w:r>
+      <w:r>
+        <w:t xml:space="preserve">”</w:t>
+      </w:r>
+      <w:r>
+        <w:t xml:space="preserve"> </w:t>
+      </w:r>
+      <w:r>
+        <w:t xml:space="preserve">was ever established.</w:t>
+      </w:r>
+    </w:p>
+    <w:bookmarkEnd w:id="105"/>
+    <w:bookmarkStart w:id="106" w:name="Xdb52962d2463fda6fe06df529d7eeeaeb9373e1"/>
+    <w:p>
+      <w:pPr>
+        <w:pStyle w:val="Heading3"/>
+      </w:pPr>
+      <w:r>
+        <w:t xml:space="preserve">9.8 Minimum Reporting Requirements for a Decision-Ready Wastewater Signal</w:t>
+      </w:r>
+    </w:p>
+    <w:p>
+      <w:pPr>
+        <w:pStyle w:val="FirstParagraph"/>
+      </w:pPr>
+      <w:r>
+        <w:t xml:space="preserve">Extending the reporting-standard device this review has used at the close of every methodological chapter since Chapter 5 (§5.7, §6.9, §7.7, §8.15) to the institutional/decision layer specifically: before a wastewater-derived signal is used to trigger a public health decision, this review proposes it should, at minimum, be accompanied by an explicit statement of — the</w:t>
+      </w:r>
+      <w:r>
+        <w:t xml:space="preserve"> </w:t>
+      </w:r>
+      <w:r>
+        <w:rPr>
+          <w:bCs/>
+          <w:b/>
+        </w:rPr>
+        <w:t xml:space="preserve">surveillance objective</w:t>
+      </w:r>
+      <w:r>
+        <w:t xml:space="preserve"> </w:t>
+      </w:r>
+      <w:r>
+        <w:t xml:space="preserve">it is serving (§9.1’s trend/anomaly/absolute-magnitude distinction, named explicitly rather than left implicit, since the appropriate validation standard differs by objective); the</w:t>
+      </w:r>
+      <w:r>
+        <w:t xml:space="preserve"> </w:t>
+      </w:r>
+      <w:r>
+        <w:rPr>
+          <w:bCs/>
+          <w:b/>
+        </w:rPr>
+        <w:t xml:space="preserve">alert threshold and its calibration basis</w:t>
+      </w:r>
+      <w:r>
+        <w:t xml:space="preserve">, including which population, sewershed, and time period it was calibrated on (§9.2); the</w:t>
+      </w:r>
+      <w:r>
+        <w:t xml:space="preserve"> </w:t>
+      </w:r>
+      <w:r>
+        <w:rPr>
+          <w:bCs/>
+          <w:b/>
+        </w:rPr>
+        <w:t xml:space="preserve">estimated false-alarm and missed-detection rate for the specific deployment context</w:t>
+      </w:r>
+      <w:r>
+        <w:t xml:space="preserve">, not a figure imported unmodified from a different published study (§9.2); which</w:t>
+      </w:r>
+      <w:r>
+        <w:t xml:space="preserve"> </w:t>
+      </w:r>
+      <w:r>
+        <w:rPr>
+          <w:bCs/>
+          <w:b/>
+        </w:rPr>
+        <w:t xml:space="preserve">upstream uncertainty sources</w:t>
+      </w:r>
+      <w:r>
+        <w:t xml:space="preserve"> </w:t>
+      </w:r>
+      <w:r>
+        <w:t xml:space="preserve">(§8.13’s decomposition) have, and have not, been incorporated into the reported interval or threshold; which</w:t>
+      </w:r>
+      <w:r>
+        <w:t xml:space="preserve"> </w:t>
+      </w:r>
+      <w:r>
+        <w:rPr>
+          <w:bCs/>
+          <w:b/>
+        </w:rPr>
+        <w:t xml:space="preserve">other data streams</w:t>
+      </w:r>
+      <w:r>
+        <w:t xml:space="preserve"> </w:t>
+      </w:r>
+      <w:r>
+        <w:t xml:space="preserve">it has and has not been fused with, and — where fusion has occurred — an explicit acknowledgment of whether cross-stream correlation was modeled or merely assumed away (§9.4); the</w:t>
+      </w:r>
+      <w:r>
+        <w:t xml:space="preserve"> </w:t>
+      </w:r>
+      <w:r>
+        <w:rPr>
+          <w:bCs/>
+          <w:b/>
+        </w:rPr>
+        <w:t xml:space="preserve">spatial resolution</w:t>
+      </w:r>
+      <w:r>
+        <w:t xml:space="preserve"> </w:t>
+      </w:r>
+      <w:r>
+        <w:t xml:space="preserve">at which the signal is reported and the associated privacy/stigma/equity review status, particularly at building- or small-catchment scale (§9.6); and an explicit</w:t>
+      </w:r>
+      <w:r>
+        <w:t xml:space="preserve"> </w:t>
+      </w:r>
+      <w:r>
+        <w:rPr>
+          <w:bCs/>
+          <w:b/>
+        </w:rPr>
+        <w:t xml:space="preserve">decision protocol</w:t>
+      </w:r>
+      <w:r>
+        <w:t xml:space="preserve"> </w:t>
+      </w:r>
+      <w:r>
+        <w:t xml:space="preserve">naming who acts on the signal, under what triggering condition, and with what action (§9.7’s second actionability condition).</w:t>
+      </w:r>
+    </w:p>
+    <w:p>
+      <w:pPr>
+        <w:pStyle w:val="BodyText"/>
+      </w:pPr>
+      <w:r>
+        <w:t xml:space="preserve">This is not, and is not intended as, a formal regulatory or accreditation checklist — this review has no authority to establish one, and existing institutional frameworks (WHO’s pathogen-prioritization and implementation guidance, [15]; the U.S. National Academies’ program-coordination strategy, [11]; and, for the EU/EEA context specifically, ECDC’s 2025 framework for integrating wastewater-based surveillance into infectious-disease surveillance and public health decision-making, European Centre for Disease Prevention and Control, 2025) are the actual, authoritative sources for that purpose and should be consulted directly rather than substituted for by this review’s synthesis. What this section adds, consistent with this review’s stated purpose throughout, is the connective argument for</w:t>
+      </w:r>
+      <w:r>
+        <w:t xml:space="preserve"> </w:t>
+      </w:r>
+      <w:r>
+        <w:rPr>
+          <w:iCs/>
+          <w:i/>
+        </w:rPr>
+        <w:t xml:space="preserve">why</w:t>
+      </w:r>
+      <w:r>
+        <w:t xml:space="preserve"> </w:t>
+      </w:r>
+      <w:r>
+        <w:t xml:space="preserve">each item above is necessary — tracing each requirement back to a specific failure mode this chapter and the seven preceding it have documented — rather than a novel or competing standard.</w:t>
+      </w:r>
+    </w:p>
+    <w:bookmarkEnd w:id="106"/>
+    <w:bookmarkStart w:id="107" w:name="X378c6ad3f2bf6f475d231ca86e8865e173308cb"/>
+    <w:p>
+      <w:pPr>
+        <w:pStyle w:val="Heading3"/>
+      </w:pPr>
+      <w:r>
+        <w:t xml:space="preserve">Table 7. Surveillance Objective × Decision Requirement × Primary Uncertainty Sensitivity × Representative Citation</w:t>
+      </w:r>
+    </w:p>
+    <w:p>
+      <w:pPr>
+        <w:pStyle w:val="FirstParagraph"/>
+      </w:pPr>
+      <w:r>
+        <w:t xml:space="preserve">This table consolidates §9.1–9.2’s argument that the three surveillance objectives are not interchangeable in what they require to be decision-ready.</w:t>
+      </w:r>
+    </w:p>
+    <w:tbl>
+      <w:tblPr>
+        <w:tblStyle w:val="Table"/>
+        <w:tblW w:type="pct" w:w="5000"/>
+        <w:tblLook w:firstRow="1" w:lastRow="0" w:firstColumn="0" w:lastColumn="0" w:noHBand="0" w:noVBand="0" w:val="0020"/>
+        <w:jc w:val="start"/>
+      </w:tblPr>
+      <w:tblGrid>
+        <w:gridCol w:w="1584"/>
+        <w:gridCol w:w="1584"/>
+        <w:gridCol w:w="1584"/>
+        <w:gridCol w:w="1584"/>
+        <w:gridCol w:w="1584"/>
+      </w:tblGrid>
+      <w:tr>
+        <w:trPr>
+          <w:tblHeader w:val="true"/>
+        </w:trPr>
+        <w:tc>
+          <w:tcPr/>
+          <w:p>
+            <w:pPr>
+              <w:pStyle w:val="Compact"/>
+              <w:jc w:val="left"/>
+            </w:pPr>
+            <w:r>
+              <w:t xml:space="preserve">Surveillance objective (§9.1)</w:t>
+            </w:r>
+          </w:p>
+        </w:tc>
+        <w:tc>
+          <w:tcPr/>
+          <w:p>
+            <w:pPr>
+              <w:pStyle w:val="Compact"/>
+              <w:jc w:val="left"/>
+            </w:pPr>
+            <w:r>
+              <w:t xml:space="preserve">What</w:t>
+            </w:r>
+            <w:r>
+              <w:t xml:space="preserve"> </w:t>
+            </w:r>
+            <w:r>
+              <w:t xml:space="preserve">“</w:t>
+            </w:r>
+            <w:r>
+              <w:t xml:space="preserve">decision-ready</w:t>
+            </w:r>
+            <w:r>
+              <w:t xml:space="preserve">”</w:t>
+            </w:r>
+            <w:r>
+              <w:t xml:space="preserve"> </w:t>
+            </w:r>
+            <w:r>
+              <w:t xml:space="preserve">requires</w:t>
+            </w:r>
+          </w:p>
+        </w:tc>
+        <w:tc>
+          <w:tcPr/>
+          <w:p>
+            <w:pPr>
+              <w:pStyle w:val="Compact"/>
+              <w:jc w:val="left"/>
+            </w:pPr>
+            <w:r>
+              <w:t xml:space="preserve">Primary uncertainty sensitivity (§8 cross-reference)</w:t>
+            </w:r>
+          </w:p>
+        </w:tc>
+        <w:tc>
+          <w:tcPr/>
+          <w:p>
+            <w:pPr>
+              <w:pStyle w:val="Compact"/>
+              <w:jc w:val="left"/>
+            </w:pPr>
+            <w:r>
+              <w:t xml:space="preserve">Fusion role (§9.3–9.4)</w:t>
+            </w:r>
+          </w:p>
+        </w:tc>
+        <w:tc>
+          <w:tcPr/>
+          <w:p>
+            <w:pPr>
+              <w:pStyle w:val="Compact"/>
+              <w:jc w:val="left"/>
+            </w:pPr>
+            <w:r>
+              <w:t xml:space="preserve">Representative citation</w:t>
+            </w:r>
+          </w:p>
+        </w:tc>
+      </w:tr>
+      <w:tr>
+        <w:tc>
+          <w:tcPr/>
+          <w:p>
+            <w:pPr>
+              <w:pStyle w:val="Compact"/>
+              <w:jc w:val="left"/>
+            </w:pPr>
+            <w:r>
+              <w:t xml:space="preserve">Trend monitoring</w:t>
+            </w:r>
+          </w:p>
+        </w:tc>
+        <w:tc>
+          <w:tcPr/>
+          <w:p>
+            <w:pPr>
+              <w:pStyle w:val="Compact"/>
+              <w:jc w:val="left"/>
+            </w:pPr>
+            <w:r>
+              <w:t xml:space="preserve">Stable bias over the monitoring window; direction/slope, not magnitude, needs to be reliable</w:t>
+            </w:r>
+          </w:p>
+        </w:tc>
+        <w:tc>
+          <w:tcPr/>
+          <w:p>
+            <w:pPr>
+              <w:pStyle w:val="Compact"/>
+              <w:jc w:val="left"/>
+            </w:pPr>
+            <w:r>
+              <w:t xml:space="preserve">Systematic, time-varying bias correlated with the trend itself (§4.2 rainfall/seasonality confound)</w:t>
+            </w:r>
+          </w:p>
+        </w:tc>
+        <w:tc>
+          <w:tcPr/>
+          <w:p>
+            <w:pPr>
+              <w:pStyle w:val="Compact"/>
+              <w:jc w:val="left"/>
+            </w:pPr>
+            <w:r>
+              <w:t xml:space="preserve">Weather as</w:t>
+            </w:r>
+            <w:r>
+              <w:t xml:space="preserve"> </w:t>
+            </w:r>
+            <w:r>
+              <w:rPr>
+                <w:iCs/>
+                <w:i/>
+              </w:rPr>
+              <w:t xml:space="preserve">correction covariate</w:t>
+            </w:r>
+            <w:r>
+              <w:t xml:space="preserve">, not just corroborating stream (§9.3)</w:t>
+            </w:r>
+          </w:p>
+        </w:tc>
+        <w:tc>
+          <w:tcPr/>
+          <w:p>
+            <w:pPr>
+              <w:pStyle w:val="Compact"/>
+              <w:jc w:val="left"/>
+            </w:pPr>
+            <w:r>
+              <w:t xml:space="preserve">[8] Janssens et al. 2022; §4.2, §6.2</w:t>
+            </w:r>
+          </w:p>
+        </w:tc>
+      </w:tr>
+      <w:tr>
+        <w:tc>
+          <w:tcPr/>
+          <w:p>
+            <w:pPr>
+              <w:pStyle w:val="Compact"/>
+              <w:jc w:val="left"/>
+            </w:pPr>
+            <w:r>
+              <w:t xml:space="preserve">Anomaly / early-warning detection</w:t>
+            </w:r>
+          </w:p>
+        </w:tc>
+        <w:tc>
+          <w:tcPr/>
+          <w:p>
+            <w:pPr>
+              <w:pStyle w:val="Compact"/>
+              <w:jc w:val="left"/>
+            </w:pPr>
+            <w:r>
+              <w:t xml:space="preserve">Explicit, auditable threshold; known false-alarm/missed-detection rate for the specific deployment</w:t>
+            </w:r>
+          </w:p>
+        </w:tc>
+        <w:tc>
+          <w:tcPr/>
+          <w:p>
+            <w:pPr>
+              <w:pStyle w:val="Compact"/>
+              <w:jc w:val="left"/>
+            </w:pPr>
+            <w:r>
+              <w:t xml:space="preserve">Noise-distribution shape and LOD-censoring behavior (§8.4, §8.11); threshold transfer risk across populations (§8.12)</w:t>
+            </w:r>
+          </w:p>
+        </w:tc>
+        <w:tc>
+          <w:tcPr/>
+          <w:p>
+            <w:pPr>
+              <w:pStyle w:val="Compact"/>
+              <w:jc w:val="left"/>
+            </w:pPr>
+            <w:r>
+              <w:t xml:space="preserve">Clinical/hospital data as independent corroboration, not substitute (§9.5)</w:t>
+            </w:r>
+          </w:p>
+        </w:tc>
+        <w:tc>
+          <w:tcPr/>
+          <w:p>
+            <w:pPr>
+              <w:pStyle w:val="Compact"/>
+              <w:jc w:val="left"/>
+            </w:pPr>
+            <w:r>
+              <w:t xml:space="preserve">[55] Assoum et al. 2023; [56] Demir et al. 2026; [57] Link, Garrido, et al. 2026</w:t>
+            </w:r>
+          </w:p>
+        </w:tc>
+      </w:tr>
+      <w:tr>
+        <w:tc>
+          <w:tcPr/>
+          <w:p>
+            <w:pPr>
+              <w:pStyle w:val="Compact"/>
+              <w:jc w:val="left"/>
+            </w:pPr>
+            <w:r>
+              <w:t xml:space="preserve">Absolute-magnitude estimation</w:t>
+            </w:r>
+          </w:p>
+        </w:tc>
+        <w:tc>
+          <w:tcPr/>
+          <w:p>
+            <w:pPr>
+              <w:pStyle w:val="Compact"/>
+              <w:jc w:val="left"/>
+            </w:pPr>
+            <w:r>
+              <w:t xml:space="preserve">Some meaningful subset of §7.0’s five evidentiary criteria actually demonstrated, not merely a correlation</w:t>
+            </w:r>
+          </w:p>
+        </w:tc>
+        <w:tc>
+          <w:tcPr/>
+          <w:p>
+            <w:pPr>
+              <w:pStyle w:val="Compact"/>
+              <w:jc w:val="left"/>
+            </w:pPr>
+            <w:r>
+              <w:t xml:space="preserve">Full propagated uncertainty (§8.13), including structural uncertainty (§8.12)</w:t>
+            </w:r>
+          </w:p>
+        </w:tc>
+        <w:tc>
+          <w:tcPr/>
+          <w:p>
+            <w:pPr>
+              <w:pStyle w:val="Compact"/>
+              <w:jc w:val="left"/>
+            </w:pPr>
+            <w:r>
+              <w:t xml:space="preserve">Multi-source joint modeling to constrain identifiability (§7.3), not simple averaging (§9.4)</w:t>
+            </w:r>
+          </w:p>
+        </w:tc>
+        <w:tc>
+          <w:tcPr/>
+          <w:p>
+            <w:pPr>
+              <w:pStyle w:val="Compact"/>
+              <w:jc w:val="left"/>
+            </w:pPr>
+            <w:r>
+              <w:t xml:space="preserve">[44] Dai et al. 2024; [46] Jones et al. 2014</w:t>
+            </w:r>
+          </w:p>
+        </w:tc>
+      </w:tr>
+    </w:tbl>
+    <w:bookmarkEnd w:id="107"/>
+    <w:bookmarkStart w:id="108" w:name="X5f96a586ddd7b613f7eb79aec986890e8810e61"/>
+    <w:p>
+      <w:pPr>
+        <w:pStyle w:val="Heading3"/>
+      </w:pPr>
+      <w:r>
+        <w:t xml:space="preserve">Box —</w:t>
+      </w:r>
+      <w:r>
+        <w:t xml:space="preserve"> </w:t>
+      </w:r>
+      <w:r>
+        <w:t xml:space="preserve">“</w:t>
+      </w:r>
+      <w:r>
+        <w:t xml:space="preserve">Detectable</w:t>
+      </w:r>
+      <w:r>
+        <w:t xml:space="preserve">”</w:t>
+      </w:r>
+      <w:r>
+        <w:t xml:space="preserve"> </w:t>
+      </w:r>
+      <w:r>
+        <w:t xml:space="preserve">Is Not</w:t>
+      </w:r>
+      <w:r>
+        <w:t xml:space="preserve"> </w:t>
+      </w:r>
+      <w:r>
+        <w:t xml:space="preserve">“</w:t>
+      </w:r>
+      <w:r>
+        <w:t xml:space="preserve">Actionable</w:t>
+      </w:r>
+      <w:r>
+        <w:t xml:space="preserve">”</w:t>
+      </w:r>
+      <w:r>
+        <w:t xml:space="preserve">: Why the Same Signal Can Be Both Real and Not Yet Decision-Ready</w:t>
+      </w:r>
+    </w:p>
+    <w:p>
+      <w:pPr>
+        <w:pStyle w:val="BlockText"/>
+      </w:pPr>
+      <w:r>
+        <w:t xml:space="preserve">A wastewater concentration series can clear every scientific bar this review has set — above the LOD, statistically distinguishable from baseline (§9.2), and, conditional on §7’s criteria being satisfied, correctly attributable to a real change in the source population — and still not be ready to trigger a public health decision. Suppose a monitoring program observes a sustained upward shift flagged by a well-specified detection rule (§9.2). Before that flagged shift becomes an action, §9.7’s four conditions still have to be checked: has the uncertainty been translated into a decision-relevant probability rather than left as a bare point estimate (condition 1)? Is there a named institutional actor and protocol this specific alert is supposed to trigger (condition 2)? Will that actor’s response still be useful by the time it can be delivered, given the interval between sample collection and usable output (condition 3)? And was the alert threshold calibrated on a false-alarm/missed-detection cost structure that actually reflects</w:t>
+      </w:r>
+      <w:r>
+        <w:t xml:space="preserve"> </w:t>
+      </w:r>
+      <w:r>
+        <w:rPr>
+          <w:iCs/>
+          <w:i/>
+        </w:rPr>
+        <w:t xml:space="preserve">this</w:t>
+      </w:r>
+      <w:r>
+        <w:t xml:space="preserve"> </w:t>
+      </w:r>
+      <w:r>
+        <w:t xml:space="preserve">deployment’s consequences, or borrowed from a different study’s population and sewershed (condition 4)? A signal that is detectable but fails any one of these is not a failure of the science in Chapters 3–8 — it is an unfinished translation, and the correct response is to finish the translation, not to either force an action the signal cannot yet support or dismiss a scientifically real finding because the institutional half of the pipeline was never built.</w:t>
+      </w:r>
+    </w:p>
+    <w:p>
+      <w:r>
+        <w:pict>
+          <v:rect style="width:0;height:1.5pt" o:hralign="center" o:hrstd="t" o:hr="t"/>
+        </w:pict>
+      </w:r>
+    </w:p>
+    <w:bookmarkEnd w:id="108"/>
+    <w:bookmarkEnd w:id="109"/>
+    <w:bookmarkStart w:id="110" w:name="note-on-companion-files"/>
+    <w:p>
+      <w:pPr>
+        <w:pStyle w:val="Heading2"/>
+      </w:pPr>
+      <w:r>
+        <w:t xml:space="preserve">Note on companion files</w:t>
+      </w:r>
+    </w:p>
+    <w:p>
+      <w:pPr>
+        <w:pStyle w:val="FirstParagraph"/>
+      </w:pPr>
+      <w:r>
+        <w:t xml:space="preserve">This document is one of the deliverables for this stage of the review (Chapters 1–9 are a</w:t>
+      </w:r>
+      <w:r>
+        <w:t xml:space="preserve"> </w:t>
+      </w:r>
+      <w:r>
+        <w:rPr>
+          <w:bCs/>
+          <w:b/>
+        </w:rPr>
+        <w:t xml:space="preserve">working draft</w:t>
+      </w:r>
+      <w:r>
+        <w:t xml:space="preserve">, not a submission-ready manuscript — see the status note at the top of this document):</w:t>
+      </w:r>
+    </w:p>
+    <w:p>
+      <w:pPr>
+        <w:numPr>
+          <w:ilvl w:val="0"/>
+          <w:numId w:val="1032"/>
+        </w:numPr>
+        <w:pStyle w:val="Compact"/>
+      </w:pPr>
+      <w:r>
+        <w:rPr>
+          <w:bCs/>
+          <w:b/>
+        </w:rPr>
+        <w:t xml:space="preserve">This file</w:t>
+      </w:r>
+      <w:r>
+        <w:t xml:space="preserve"> </w:t>
+      </w:r>
+      <w:r>
+        <w:t xml:space="preserve">— consolidated Chapters 1–9 (also delivered as</w:t>
+      </w:r>
+      <w:r>
+        <w:t xml:space="preserve"> </w:t>
+      </w:r>
+      <w:r>
+        <w:rPr>
+          <w:rStyle w:val="VerbatimChar"/>
+        </w:rPr>
+        <w:t xml:space="preserve">.docx</w:t>
+      </w:r>
+      <w:r>
+        <w:t xml:space="preserve">).</w:t>
+      </w:r>
+    </w:p>
+    <w:p>
+      <w:pPr>
+        <w:numPr>
+          <w:ilvl w:val="0"/>
+          <w:numId w:val="1032"/>
+        </w:numPr>
+        <w:pStyle w:val="Compact"/>
+      </w:pPr>
+      <w:r>
+        <w:rPr>
+          <w:rStyle w:val="VerbatimChar"/>
+          <w:bCs/>
+          <w:b/>
+        </w:rPr>
+        <w:t xml:space="preserve">WBE_Review_References.md</w:t>
+      </w:r>
+      <w:r>
+        <w:t xml:space="preserve"> </w:t>
+      </w:r>
+      <w:r>
+        <w:t xml:space="preserve">— complete reference list (author, year, title, journal, volume/issue/pages, DOI) for every source cited above, including the nine sources added for Chapter 9 ([51]–[59]) (also delivered as</w:t>
+      </w:r>
+      <w:r>
+        <w:t xml:space="preserve"> </w:t>
+      </w:r>
+      <w:r>
+        <w:rPr>
+          <w:rStyle w:val="VerbatimChar"/>
+        </w:rPr>
+        <w:t xml:space="preserve">.docx</w:t>
+      </w:r>
+      <w:r>
+        <w:t xml:space="preserve">).</w:t>
+      </w:r>
+    </w:p>
+    <w:p>
+      <w:pPr>
+        <w:numPr>
+          <w:ilvl w:val="0"/>
+          <w:numId w:val="1032"/>
+        </w:numPr>
+        <w:pStyle w:val="Compact"/>
+      </w:pPr>
+      <w:r>
+        <w:rPr>
+          <w:rStyle w:val="VerbatimChar"/>
+          <w:bCs/>
+          <w:b/>
+        </w:rPr>
+        <w:t xml:space="preserve">WBE_Review_Citation_Verification_Table.md</w:t>
+      </w:r>
+      <w:r>
+        <w:t xml:space="preserve"> </w:t>
+      </w:r>
+      <w:r>
+        <w:t xml:space="preserve">— per-citation table of evidence type, DOI/link, the specific claim each source supports in the text above, and verification status, updated for Chapter 9 (also delivered as</w:t>
+      </w:r>
+      <w:r>
+        <w:t xml:space="preserve"> </w:t>
+      </w:r>
+      <w:r>
+        <w:rPr>
+          <w:rStyle w:val="VerbatimChar"/>
+        </w:rPr>
+        <w:t xml:space="preserve">.docx</w:t>
+      </w:r>
+      <w:r>
+        <w:t xml:space="preserve">).</w:t>
+      </w:r>
+    </w:p>
+    <w:p>
+      <w:pPr>
+        <w:numPr>
+          <w:ilvl w:val="0"/>
+          <w:numId w:val="1032"/>
+        </w:numPr>
+        <w:pStyle w:val="Compact"/>
+      </w:pPr>
+      <w:r>
+        <w:rPr>
+          <w:rStyle w:val="VerbatimChar"/>
+          <w:bCs/>
+          <w:b/>
+        </w:rPr>
+        <w:t xml:space="preserve">WBE_Review_Pending_Verification_List.md</w:t>
+      </w:r>
+      <w:r>
+        <w:t xml:space="preserve"> </w:t>
+      </w:r>
+      <w:r>
+        <w:t xml:space="preserve">— consolidated list of every number and claim across Chapters 1–9 still awaiting full-text verification, including a new Chapter 9 section (also delivered as</w:t>
+      </w:r>
+      <w:r>
+        <w:t xml:space="preserve"> </w:t>
+      </w:r>
+      <w:r>
+        <w:rPr>
+          <w:rStyle w:val="VerbatimChar"/>
+        </w:rPr>
+        <w:t xml:space="preserve">.docx</w:t>
+      </w:r>
+      <w:r>
+        <w:t xml:space="preserve">).</w:t>
+      </w:r>
+    </w:p>
+    <w:p>
+      <w:pPr>
+        <w:numPr>
+          <w:ilvl w:val="0"/>
+          <w:numId w:val="1032"/>
+        </w:numPr>
+        <w:pStyle w:val="Compact"/>
+      </w:pPr>
+      <w:r>
+        <w:rPr>
+          <w:rStyle w:val="VerbatimChar"/>
+          <w:bCs/>
+          <w:b/>
+        </w:rPr>
+        <w:t xml:space="preserve">WBE_Fig1_Normalization_Decision_Tree.png</w:t>
+      </w:r>
+      <w:r>
+        <w:t xml:space="preserve"> </w:t>
+      </w:r>
+      <w:r>
+        <w:t xml:space="preserve">— the §6.9 decision tree as a standalone figure.</w:t>
+      </w:r>
+    </w:p>
+    <w:p>
+      <w:pPr>
+        <w:numPr>
+          <w:ilvl w:val="0"/>
+          <w:numId w:val="1032"/>
+        </w:numPr>
+        <w:pStyle w:val="Compact"/>
+      </w:pPr>
+      <w:r>
+        <w:rPr>
+          <w:rStyle w:val="VerbatimChar"/>
+          <w:bCs/>
+          <w:b/>
+        </w:rPr>
+        <w:t xml:space="preserve">WBE_Fig2_Uncertainty_Chain.png</w:t>
+      </w:r>
+      <w:r>
+        <w:t xml:space="preserve"> </w:t>
+      </w:r>
+      <w:r>
+        <w:t xml:space="preserve">— the §8 uncertainty-propagation chain diagram (Figure 2).</w:t>
+      </w:r>
+    </w:p>
+    <w:p>
+      <w:pPr>
+        <w:numPr>
+          <w:ilvl w:val="0"/>
+          <w:numId w:val="1032"/>
+        </w:numPr>
+        <w:pStyle w:val="Compact"/>
+      </w:pPr>
+      <w:r>
+        <w:rPr>
+          <w:rStyle w:val="VerbatimChar"/>
+          <w:bCs/>
+          <w:b/>
+        </w:rPr>
+        <w:t xml:space="preserve">WBE_Fig3_Uncertainty_Budget_Network.png</w:t>
+      </w:r>
+      <w:r>
+        <w:t xml:space="preserve"> </w:t>
+      </w:r>
+      <w:r>
+        <w:t xml:space="preserve">— the §8.10 correlated-parameter network diagram (Figure 3).</w:t>
+      </w:r>
+    </w:p>
+    <w:p>
+      <w:pPr>
+        <w:numPr>
+          <w:ilvl w:val="0"/>
+          <w:numId w:val="1032"/>
+        </w:numPr>
+        <w:pStyle w:val="Compact"/>
+      </w:pPr>
+      <w:r>
+        <w:rPr>
+          <w:rStyle w:val="VerbatimChar"/>
+          <w:bCs/>
+          <w:b/>
+        </w:rPr>
+        <w:t xml:space="preserve">WBE_Review_Ch8_Uncertainty_Audit.md</w:t>
+      </w:r>
+      <w:r>
+        <w:t xml:space="preserve"> </w:t>
+      </w:r>
+      <w:r>
+        <w:t xml:space="preserve">— sourcing and evidence-balance audit specific to Chapter 8 (parameter-correlation handling, structural-uncertainty propagation, and coverage/external validation tracked per study) (also delivered as</w:t>
+      </w:r>
+      <w:r>
+        <w:t xml:space="preserve"> </w:t>
+      </w:r>
+      <w:r>
+        <w:rPr>
+          <w:rStyle w:val="VerbatimChar"/>
+        </w:rPr>
+        <w:t xml:space="preserve">.docx</w:t>
+      </w:r>
+      <w:r>
+        <w:t xml:space="preserve">).</w:t>
+      </w:r>
+    </w:p>
+    <w:p>
+      <w:pPr>
+        <w:numPr>
+          <w:ilvl w:val="0"/>
+          <w:numId w:val="1032"/>
+        </w:numPr>
+        <w:pStyle w:val="Compact"/>
+      </w:pPr>
+      <w:r>
+        <w:rPr>
+          <w:rStyle w:val="VerbatimChar"/>
+          <w:bCs/>
+          <w:b/>
+        </w:rPr>
+        <w:t xml:space="preserve">WBE_Review_Ch7_Model_Audit_Table.md</w:t>
+      </w:r>
+      <w:r>
+        <w:t xml:space="preserve"> </w:t>
+      </w:r>
+      <w:r>
+        <w:t xml:space="preserve">— Chapter 7’s Table 4 (five-way framework by method family) and Table 5 (eight-attribute per-study audit), extracted as a standalone file (also delivered as</w:t>
+      </w:r>
+      <w:r>
+        <w:t xml:space="preserve"> </w:t>
+      </w:r>
+      <w:r>
+        <w:rPr>
+          <w:rStyle w:val="VerbatimChar"/>
+        </w:rPr>
+        <w:t xml:space="preserve">.docx</w:t>
+      </w:r>
+      <w:r>
+        <w:t xml:space="preserve">).</w:t>
+      </w:r>
+    </w:p>
+    <w:p>
+      <w:pPr>
+        <w:numPr>
+          <w:ilvl w:val="0"/>
+          <w:numId w:val="1032"/>
+        </w:numPr>
+        <w:pStyle w:val="Compact"/>
+      </w:pPr>
+      <w:r>
+        <w:rPr>
+          <w:rStyle w:val="VerbatimChar"/>
+          <w:bCs/>
+          <w:b/>
+        </w:rPr>
+        <w:t xml:space="preserve">WBE_Review_Ch8_Parameter_Distribution_Table.md</w:t>
+      </w:r>
+      <w:r>
+        <w:t xml:space="preserve"> </w:t>
+      </w:r>
+      <w:r>
+        <w:t xml:space="preserve">— Chapter 8’s Table 6 (parameter–distribution–source–correlation summary) plus the §8.10 named-dependency table, extracted as a standalone file (also delivered as</w:t>
+      </w:r>
+      <w:r>
+        <w:t xml:space="preserve"> </w:t>
+      </w:r>
+      <w:r>
+        <w:rPr>
+          <w:rStyle w:val="VerbatimChar"/>
+        </w:rPr>
+        <w:t xml:space="preserve">.docx</w:t>
+      </w:r>
+      <w:r>
+        <w:t xml:space="preserve">).</w:t>
+      </w:r>
+    </w:p>
+    <w:p>
+      <w:pPr>
+        <w:numPr>
+          <w:ilvl w:val="0"/>
+          <w:numId w:val="1032"/>
+        </w:numPr>
+        <w:pStyle w:val="Compact"/>
+      </w:pPr>
+      <w:r>
+        <w:rPr>
+          <w:rStyle w:val="VerbatimChar"/>
+          <w:bCs/>
+          <w:b/>
+        </w:rPr>
+        <w:t xml:space="preserve">WBE_Review_Ch8_Evidence_Freeze_Audit.md</w:t>
+      </w:r>
+      <w:r>
+        <w:t xml:space="preserve"> </w:t>
+      </w:r>
+      <w:r>
+        <w:t xml:space="preserve">— per-chapter count of primary WBE studies, systematic reviews, general methodological sources, full-text-read sources, abstract/metadata-only sources, and paragraphs without a specific citation.</w:t>
+      </w:r>
+      <w:r>
+        <w:t xml:space="preserve"> </w:t>
+      </w:r>
+      <w:r>
+        <w:rPr>
+          <w:bCs/>
+          <w:b/>
+        </w:rPr>
+        <w:t xml:space="preserve">Frozen as of Chapter 8’s completion, 2026-07-13, per explicit instruction: this file’s counts (including the</w:t>
+      </w:r>
+      <w:r>
+        <w:rPr>
+          <w:bCs/>
+          <w:b/>
+        </w:rPr>
+        <w:t xml:space="preserve"> </w:t>
+      </w:r>
+      <w:r>
+        <w:rPr>
+          <w:bCs/>
+          <w:b/>
+        </w:rPr>
+        <w:t xml:space="preserve">“</w:t>
+      </w:r>
+      <w:r>
+        <w:rPr>
+          <w:bCs/>
+          <w:b/>
+        </w:rPr>
+        <w:t xml:space="preserve">0/51 full-text-read</w:t>
+      </w:r>
+      <w:r>
+        <w:rPr>
+          <w:bCs/>
+          <w:b/>
+        </w:rPr>
+        <w:t xml:space="preserve">”</w:t>
+      </w:r>
+      <w:r>
+        <w:rPr>
+          <w:bCs/>
+          <w:b/>
+        </w:rPr>
+        <w:t xml:space="preserve"> </w:t>
+      </w:r>
+      <w:r>
+        <w:rPr>
+          <w:bCs/>
+          <w:b/>
+        </w:rPr>
+        <w:t xml:space="preserve">figure) describe Chapters 1–8’s evidence base only and are deliberately not extended to include Chapter 9’s nine additional references — that remains tracked in the References/Citation Verification Table/Pending Verification List files instead.</w:t>
+      </w:r>
+      <w:r>
+        <w:t xml:space="preserve"> </w:t>
+      </w:r>
+      <w:r>
+        <w:t xml:space="preserve">A future round may add an equivalent Chapter 9-specific audit, or update this file’s scope, but neither has been done in this round.</w:t>
+      </w:r>
+    </w:p>
+    <w:p>
+      <w:pPr>
+        <w:numPr>
+          <w:ilvl w:val="0"/>
+          <w:numId w:val="1032"/>
+        </w:numPr>
+        <w:pStyle w:val="Compact"/>
+      </w:pPr>
+      <w:r>
+        <w:rPr>
+          <w:rStyle w:val="VerbatimChar"/>
+          <w:bCs/>
+          <w:b/>
+        </w:rPr>
+        <w:t xml:space="preserve">systematic-review/</w:t>
+      </w:r>
+      <w:r>
+        <w:t xml:space="preserve"> </w:t>
+      </w:r>
+      <w:r>
+        <w:t xml:space="preserve">— the formal-search execution toolkit (README, templates, and Python scripts for deduplication, seed-recall checking, and PRISMA counting). Built, hardened, and pilot-mode-tested against synthetic fixtures only;</w:t>
+      </w:r>
+      <w:r>
+        <w:t xml:space="preserve"> </w:t>
+      </w:r>
+      <w:r>
+        <w:rPr>
+          <w:bCs/>
+          <w:b/>
+        </w:rPr>
+        <w:t xml:space="preserve">the formal search has still not been executed against any real database</w:t>
+      </w:r>
+      <w:r>
+        <w:t xml:space="preserve">, and this chapter’s evidence base was assembled the same informal, web-search-based way as Chapters 1–8, independent of this toolkit’s existence.</w:t>
+      </w:r>
+    </w:p>
+    <w:p>
+      <w:pPr>
+        <w:pStyle w:val="FirstParagraph"/>
+      </w:pPr>
+      <w:r>
+        <w:t xml:space="preserve">(The Chapter 5 revision change log and the Chapter 6 change-and-evidence note remain available from previous deliveries and are not repeated here.)</w:t>
+      </w:r>
+    </w:p>
+    <w:p>
+      <w:pPr>
+        <w:pStyle w:val="BodyText"/>
+      </w:pPr>
+      <w:r>
+        <w:t xml:space="preserve">Read the verification table before using any number from this draft in a submission-facing document.</w:t>
+      </w:r>
+    </w:p>
+    <w:p>
+      <w:r>
+        <w:pict>
+          <v:rect style="width:0;height:1.5pt" o:hralign="center" o:hrstd="t" o:hr="t"/>
+        </w:pict>
+      </w:r>
+    </w:p>
+    <w:bookmarkEnd w:id="110"/>
+    <w:bookmarkStart w:id="111" w:name="X872767888165ac99ebfdef19a0c2f1624803e17"/>
+    <w:p>
+      <w:pPr>
+        <w:pStyle w:val="Heading2"/>
+      </w:pPr>
+      <w:r>
+        <w:t xml:space="preserve">Editorial self-check (author-requested audit)</w:t>
+      </w:r>
+    </w:p>
+    <w:p>
+      <w:pPr>
+        <w:pStyle w:val="FirstParagraph"/>
+      </w:pPr>
+      <w:r>
+        <w:rPr>
+          <w:bCs/>
+          <w:b/>
+        </w:rPr>
+        <w:t xml:space="preserve">Alignment with a Water Research–style methods-oriented review structure.</w:t>
+      </w:r>
+      <w:r>
+        <w:t xml:space="preserve"> </w:t>
+      </w:r>
+      <w:r>
+        <w:t xml:space="preserve">Chapter 2 has been rebuilt around review methodology and evidence-base transparency (§2.1–2.3) rather than application description. Chapters 3–4 are organized around the formal inverse-problem statement in §3.0, Chapter 5 extends it through sampling/analytical distortion, Chapter 6 extends it again through normalization, Chapter 7 extends it through back-calculation, and Chapter 8 extends it a final stage through uncertainty propagation — each chapter’s opening subsection (§3.0, §5.0, §6.0, §7.0, §8.0) explicitly states what it inherits from the previous chapter and what it adds. Chapter 7 is built around the five-way association/predictive-performance/parameter-identifiability/state-observability/structural-adequacy distinction; Chapter 8 does not re-derive that distinction but takes it as given and asks a different question of it — not</w:t>
+      </w:r>
+      <w:r>
+        <w:t xml:space="preserve"> </w:t>
+      </w:r>
+      <w:r>
+        <w:t xml:space="preserve">“</w:t>
+      </w:r>
+      <w:r>
+        <w:t xml:space="preserve">is</w:t>
+      </w:r>
+      <w:r>
+        <w:t xml:space="preserve"> </w:t>
+      </w:r>
+      <m:oMath>
+        <m:r>
+          <m:t>X</m:t>
+        </m:r>
+        <m:d>
+          <m:dPr>
+            <m:begChr m:val="("/>
+            <m:endChr m:val=")"/>
+            <m:sepChr m:val=""/>
+            <m:grow/>
+          </m:dPr>
+          <m:e>
+            <m:r>
+              <m:t>τ</m:t>
+            </m:r>
+          </m:e>
+        </m:d>
+      </m:oMath>
+      <w:r>
+        <w:t xml:space="preserve"> </w:t>
+      </w:r>
+      <w:r>
         <w:t xml:space="preserve">identifiable/observable from</w:t>
       </w:r>
       <w:r>
@@ -26627,7 +29174,7 @@
           <w:bCs/>
           <w:b/>
         </w:rPr>
-        <w:t xml:space="preserve">Concept-threading check, updated for Chapter 8</w:t>
+        <w:t xml:space="preserve">Concept-threading check, updated for Chapter 9</w:t>
       </w:r>
       <w:r>
         <w:t xml:space="preserve"> </w:t>
@@ -26644,13 +29191,14 @@
         <w:jc w:val="start"/>
       </w:tblPr>
       <w:tblGrid>
-        <w:gridCol w:w="1131"/>
-        <w:gridCol w:w="1131"/>
-        <w:gridCol w:w="1131"/>
-        <w:gridCol w:w="1131"/>
-        <w:gridCol w:w="1131"/>
-        <w:gridCol w:w="1131"/>
-        <w:gridCol w:w="1131"/>
+        <w:gridCol w:w="990"/>
+        <w:gridCol w:w="990"/>
+        <w:gridCol w:w="990"/>
+        <w:gridCol w:w="990"/>
+        <w:gridCol w:w="990"/>
+        <w:gridCol w:w="990"/>
+        <w:gridCol w:w="990"/>
+        <w:gridCol w:w="990"/>
       </w:tblGrid>
       <w:tr>
         <w:trPr>
@@ -26737,6 +29285,18 @@
             </w:pPr>
             <w:r>
               <w:t xml:space="preserve">Used in Ch. 8</w:t>
+            </w:r>
+          </w:p>
+        </w:tc>
+        <w:tc>
+          <w:tcPr/>
+          <w:p>
+            <w:pPr>
+              <w:pStyle w:val="Compact"/>
+              <w:jc w:val="left"/>
+            </w:pPr>
+            <w:r>
+              <w:t xml:space="preserve">Used in Ch. 9</w:t>
             </w:r>
           </w:p>
         </w:tc>
@@ -26965,6 +29525,34 @@
             </w:r>
           </w:p>
         </w:tc>
+        <w:tc>
+          <w:tcPr/>
+          <w:p>
+            <w:pPr>
+              <w:pStyle w:val="Compact"/>
+              <w:jc w:val="left"/>
+            </w:pPr>
+            <w:r>
+              <w:t xml:space="preserve">§9.0 (the reconstructed distribution as the</w:t>
+            </w:r>
+            <w:r>
+              <w:t xml:space="preserve"> </w:t>
+            </w:r>
+            <w:r>
+              <w:rPr>
+                <w:iCs/>
+                <w:i/>
+              </w:rPr>
+              <w:t xml:space="preserve">input</w:t>
+            </w:r>
+            <w:r>
+              <w:t xml:space="preserve"> </w:t>
+            </w:r>
+            <w:r>
+              <w:t xml:space="preserve">to a decision problem, not a further reconstruction step)</w:t>
+            </w:r>
+          </w:p>
+        </w:tc>
       </w:tr>
       <w:tr>
         <w:tc>
@@ -27065,6 +29653,18 @@
             </w:r>
           </w:p>
         </w:tc>
+        <w:tc>
+          <w:tcPr/>
+          <w:p>
+            <w:pPr>
+              <w:pStyle w:val="Compact"/>
+              <w:jc w:val="left"/>
+            </w:pPr>
+            <w:r>
+              <w:t xml:space="preserve">§9.3 (rainfall/weather as simultaneously a fusion input and the amplitude-correction covariate for the signal being fused)</w:t>
+            </w:r>
+          </w:p>
+        </w:tc>
       </w:tr>
       <w:tr>
         <w:tc>
@@ -27151,6 +29751,18 @@
             </w:r>
           </w:p>
         </w:tc>
+        <w:tc>
+          <w:tcPr/>
+          <w:p>
+            <w:pPr>
+              <w:pStyle w:val="Compact"/>
+              <w:jc w:val="left"/>
+            </w:pPr>
+            <w:r>
+              <w:t xml:space="preserve">§9.4 (non-stationary, setting-dependent lead/lag as a source of fusion misalignment, not a fixed constant)</w:t>
+            </w:r>
+          </w:p>
+        </w:tc>
       </w:tr>
       <w:tr>
         <w:tc>
@@ -27237,6 +29849,18 @@
             </w:r>
           </w:p>
         </w:tc>
+        <w:tc>
+          <w:tcPr/>
+          <w:p>
+            <w:pPr>
+              <w:pStyle w:val="Compact"/>
+              <w:jc w:val="left"/>
+            </w:pPr>
+            <w:r>
+              <w:t xml:space="preserve">§9.5–9.6 (aggregation reframed as the source of both WBE’s anonymity advantage and its individual-action limitation — the same property viewed from two directions)</w:t>
+            </w:r>
+          </w:p>
+        </w:tc>
       </w:tr>
       <w:tr>
         <w:tc>
@@ -27320,6 +29944,34 @@
             </w:pPr>
             <w:r>
               <w:t xml:space="preserve">§8.9, §8.16 (narrow posterior ≠ identifiability restored; uncertainty propagation is explicitly not a substitute for the diagnostics in §7)</w:t>
+            </w:r>
+          </w:p>
+        </w:tc>
+        <w:tc>
+          <w:tcPr/>
+          <w:p>
+            <w:pPr>
+              <w:pStyle w:val="Compact"/>
+              <w:jc w:val="left"/>
+            </w:pPr>
+            <w:r>
+              <w:t xml:space="preserve">§9.5 (a rising signal’s</w:t>
+            </w:r>
+            <w:r>
+              <w:t xml:space="preserve"> </w:t>
+            </w:r>
+            <w:r>
+              <w:rPr>
+                <w:iCs/>
+                <w:i/>
+              </w:rPr>
+              <w:t xml:space="preserve">cause</w:t>
+            </w:r>
+            <w:r>
+              <w:t xml:space="preserve"> </w:t>
+            </w:r>
+            <w:r>
+              <w:t xml:space="preserve">remains an identifiability problem Chapter 9 does not claim to have solved)</w:t>
             </w:r>
           </w:p>
         </w:tc>
@@ -27422,6 +30074,18 @@
             </w:r>
           </w:p>
         </w:tc>
+        <w:tc>
+          <w:tcPr/>
+          <w:p>
+            <w:pPr>
+              <w:pStyle w:val="Compact"/>
+              <w:jc w:val="left"/>
+            </w:pPr>
+            <w:r>
+              <w:t xml:space="preserve">§9.2, §9.7–9.8 (translated into exceedance probability, decision-relevant risk, and a minimum-disclosure standard for decision use)</w:t>
+            </w:r>
+          </w:p>
+        </w:tc>
       </w:tr>
       <w:tr>
         <w:tc>
@@ -27524,6 +30188,18 @@
             </w:r>
           </w:p>
         </w:tc>
+        <w:tc>
+          <w:tcPr/>
+          <w:p>
+            <w:pPr>
+              <w:pStyle w:val="Compact"/>
+              <w:jc w:val="left"/>
+            </w:pPr>
+            <w:r>
+              <w:t xml:space="preserve">§9.4 (joint multi-stream modeling of correlated uncertainty as the fusion-layer analogue of process-informed correction)</w:t>
+            </w:r>
+          </w:p>
+        </w:tc>
       </w:tr>
     </w:tbl>
     <w:p>
@@ -27531,7 +30207,94 @@
         <w:pStyle w:val="BodyText"/>
       </w:pPr>
       <w:r>
-        <w:t xml:space="preserve">This chapter introduces no new distortion-type vocabulary either — §8.0 states explicitly that uncertainty propagation is not a sixth mechanism of distortion but a formal accounting of how the uncertainty already introduced by the five preceding mechanisms combines and compounds. Its one new methodological contribution is the correlated/dependent-uncertainty argument in §8.10: many WBE uncertainty analyses in the evidence base treat upstream parameters (flow, retention time, decay rate, recovery, shedding kernel, population change) as mutually independent for propagation purposes, when §8.10 documents seven specific pairs for which that independence assumption is not supported by the mechanisms described in Chapters 3–7.</w:t>
+        <w:rPr>
+          <w:bCs/>
+          <w:b/>
+        </w:rPr>
+        <w:t xml:space="preserve">Chapter 9’s new vocabulary, stated explicitly since it is genuinely new rather than a restatement of §3.0’s five concepts</w:t>
+      </w:r>
+      <w:r>
+        <w:t xml:space="preserve">:</w:t>
+      </w:r>
+      <w:r>
+        <w:t xml:space="preserve"> </w:t>
+      </w:r>
+      <w:r>
+        <w:rPr>
+          <w:bCs/>
+          <w:b/>
+        </w:rPr>
+        <w:t xml:space="preserve">surveillance objective</w:t>
+      </w:r>
+      <w:r>
+        <w:t xml:space="preserve"> </w:t>
+      </w:r>
+      <w:r>
+        <w:t xml:space="preserve">(§9.1’s trend/anomaly/absolute-magnitude three-way distinction),</w:t>
+      </w:r>
+      <w:r>
+        <w:t xml:space="preserve"> </w:t>
+      </w:r>
+      <w:r>
+        <w:rPr>
+          <w:bCs/>
+          <w:b/>
+        </w:rPr>
+        <w:t xml:space="preserve">decision threshold and asymmetric error cost</w:t>
+      </w:r>
+      <w:r>
+        <w:t xml:space="preserve"> </w:t>
+      </w:r>
+      <w:r>
+        <w:t xml:space="preserve">(§9.2, extending §8.14),</w:t>
+      </w:r>
+      <w:r>
+        <w:t xml:space="preserve"> </w:t>
+      </w:r>
+      <w:r>
+        <w:rPr>
+          <w:bCs/>
+          <w:b/>
+        </w:rPr>
+        <w:t xml:space="preserve">data fusion and its correlated-uncertainty failure mode</w:t>
+      </w:r>
+      <w:r>
+        <w:t xml:space="preserve"> </w:t>
+      </w:r>
+      <w:r>
+        <w:t xml:space="preserve">(§9.3–9.4),</w:t>
+      </w:r>
+      <w:r>
+        <w:t xml:space="preserve"> </w:t>
+      </w:r>
+      <w:r>
+        <w:rPr>
+          <w:bCs/>
+          <w:b/>
+        </w:rPr>
+        <w:t xml:space="preserve">the substitution boundary</w:t>
+      </w:r>
+      <w:r>
+        <w:t xml:space="preserve"> </w:t>
+      </w:r>
+      <w:r>
+        <w:t xml:space="preserve">(§9.5), and</w:t>
+      </w:r>
+      <w:r>
+        <w:t xml:space="preserve"> </w:t>
+      </w:r>
+      <w:r>
+        <w:rPr>
+          <w:bCs/>
+          <w:b/>
+        </w:rPr>
+        <w:t xml:space="preserve">actionability as distinct from detectability</w:t>
+      </w:r>
+      <w:r>
+        <w:t xml:space="preserve"> </w:t>
+      </w:r>
+      <w:r>
+        <w:t xml:space="preserve">(§9.7) — none of these is a sixth type of signal distortion in §3.0’s sense; all five are properties of the translation from a scientific output to an institutional one, which is exactly what distinguishes Chapter 9 from Chapters 3–8.</w:t>
       </w:r>
     </w:p>
     <w:p>
@@ -27541,8 +30304,8 @@
         </w:pict>
       </w:r>
     </w:p>
-    <w:bookmarkEnd w:id="99"/>
-    <w:bookmarkStart w:id="100" w:name="X8b392f0ae7b10a134b845df4144e5d92bdd9052"/>
+    <w:bookmarkEnd w:id="111"/>
+    <w:bookmarkStart w:id="112" w:name="X8b392f0ae7b10a134b845df4144e5d92bdd9052"/>
     <w:p>
       <w:pPr>
         <w:pStyle w:val="Heading2"/>
@@ -27555,7 +30318,7 @@
       <w:pPr>
         <w:numPr>
           <w:ilvl w:val="0"/>
-          <w:numId w:val="1028"/>
+          <w:numId w:val="1033"/>
         </w:numPr>
         <w:pStyle w:val="Compact"/>
       </w:pPr>
@@ -27688,7 +30451,7 @@
       <w:pPr>
         <w:numPr>
           <w:ilvl w:val="0"/>
-          <w:numId w:val="1028"/>
+          <w:numId w:val="1033"/>
         </w:numPr>
         <w:pStyle w:val="Compact"/>
       </w:pPr>
@@ -27835,7 +30598,7 @@
       <w:pPr>
         <w:numPr>
           <w:ilvl w:val="0"/>
-          <w:numId w:val="1028"/>
+          <w:numId w:val="1033"/>
         </w:numPr>
         <w:pStyle w:val="Compact"/>
       </w:pPr>
@@ -27853,8 +30616,8 @@
         <w:t xml:space="preserve">§5.7’s systematic-bias/random-error/information-loss classification sets up specific, differentiated requirements for §6 (normalization, which inherits systematic bias), §8 (uncertainty propagation, which inherits random error), and §7 (back-calculation, which must treat information loss as a hard identifiability constraint).</w:t>
       </w:r>
     </w:p>
-    <w:bookmarkEnd w:id="100"/>
-    <w:bookmarkStart w:id="101" w:name="Xce158d165362e1c9ba8fdee8a0da6905af8c880"/>
+    <w:bookmarkEnd w:id="112"/>
+    <w:bookmarkStart w:id="113" w:name="Xce158d165362e1c9ba8fdee8a0da6905af8c880"/>
     <w:p>
       <w:pPr>
         <w:pStyle w:val="Heading2"/>
@@ -27867,7 +30630,7 @@
       <w:pPr>
         <w:numPr>
           <w:ilvl w:val="0"/>
-          <w:numId w:val="1029"/>
+          <w:numId w:val="1034"/>
         </w:numPr>
         <w:pStyle w:val="Compact"/>
       </w:pPr>
@@ -27990,7 +30753,7 @@
       <w:pPr>
         <w:numPr>
           <w:ilvl w:val="0"/>
-          <w:numId w:val="1029"/>
+          <w:numId w:val="1034"/>
         </w:numPr>
         <w:pStyle w:val="Compact"/>
       </w:pPr>
@@ -28175,7 +30938,7 @@
       <w:pPr>
         <w:numPr>
           <w:ilvl w:val="0"/>
-          <w:numId w:val="1029"/>
+          <w:numId w:val="1034"/>
         </w:numPr>
         <w:pStyle w:val="Compact"/>
       </w:pPr>
@@ -28220,8 +30983,8 @@
         <w:t xml:space="preserve">to §7 explicitly labeled as an intermediate, conditionally-valid signal, not a reconstructed source state — preserving, rather than resolving, exactly the caution §3.0 and §5.0 built in from the start. The chapter’s central proposition (§6.6) is, in effect, §4.3’s identifiability argument re-derived one layer downstream, at the normalization step rather than the transport step.</w:t>
       </w:r>
     </w:p>
-    <w:bookmarkEnd w:id="101"/>
-    <w:bookmarkStart w:id="102" w:name="Xdb37e09f0da558761634022a146cb446f8bfb79"/>
+    <w:bookmarkEnd w:id="113"/>
+    <w:bookmarkStart w:id="114" w:name="Xdb37e09f0da558761634022a146cb446f8bfb79"/>
     <w:p>
       <w:pPr>
         <w:pStyle w:val="Heading2"/>
@@ -28234,7 +30997,7 @@
       <w:pPr>
         <w:numPr>
           <w:ilvl w:val="0"/>
-          <w:numId w:val="1030"/>
+          <w:numId w:val="1035"/>
         </w:numPr>
         <w:pStyle w:val="Compact"/>
       </w:pPr>
@@ -28307,7 +31070,7 @@
       <w:pPr>
         <w:numPr>
           <w:ilvl w:val="0"/>
-          <w:numId w:val="1030"/>
+          <w:numId w:val="1035"/>
         </w:numPr>
         <w:pStyle w:val="Compact"/>
       </w:pPr>
@@ -28352,8 +31115,8 @@
         <w:t xml:space="preserve">to a population-level epidemiological or consumption quantity, and argues that the literature’s dominant evidentiary standard for this step — association/correlation with an independent reference series — is the weakest of five distinct kinds of evidence a reconstruction claim can be asked to meet (§7.0), with the other four (predictive performance, parameter identifiability, state observability, structural adequacy) each requiring different, additional diagnostic work that this review’s evidence base shows is rarely performed in applied WBE studies (§7.3–7.4).</w:t>
       </w:r>
     </w:p>
-    <w:bookmarkEnd w:id="102"/>
-    <w:bookmarkStart w:id="103" w:name="X57beac21ec4286b881c47993ddc7b8e5bc29fc6"/>
+    <w:bookmarkEnd w:id="114"/>
+    <w:bookmarkStart w:id="115" w:name="X57beac21ec4286b881c47993ddc7b8e5bc29fc6"/>
     <w:p>
       <w:pPr>
         <w:pStyle w:val="Heading2"/>
@@ -28366,7 +31129,7 @@
       <w:pPr>
         <w:numPr>
           <w:ilvl w:val="0"/>
-          <w:numId w:val="1031"/>
+          <w:numId w:val="1036"/>
         </w:numPr>
         <w:pStyle w:val="Compact"/>
       </w:pPr>
@@ -28449,7 +31212,7 @@
       <w:pPr>
         <w:numPr>
           <w:ilvl w:val="0"/>
-          <w:numId w:val="1031"/>
+          <w:numId w:val="1036"/>
         </w:numPr>
         <w:pStyle w:val="Compact"/>
       </w:pPr>
@@ -28549,7 +31312,7 @@
       <w:pPr>
         <w:numPr>
           <w:ilvl w:val="0"/>
-          <w:numId w:val="1031"/>
+          <w:numId w:val="1036"/>
         </w:numPr>
         <w:pStyle w:val="Compact"/>
       </w:pPr>
@@ -28571,7 +31334,7 @@
       <w:pPr>
         <w:numPr>
           <w:ilvl w:val="0"/>
-          <w:numId w:val="1031"/>
+          <w:numId w:val="1036"/>
         </w:numPr>
         <w:pStyle w:val="Compact"/>
       </w:pPr>
@@ -28640,8 +31403,174 @@
         <w:t xml:space="preserve">) one stage further (do not let a correlated back-calculation pass as an identifiable one). §7.4’s tables — showing that no surveyed method family or individual study achieves all five criteria simultaneously — are this chapter’s version of §6.6’s central proposition: a structural limitation of the current evidence base, not a solved problem awaiting only better engineering.</w:t>
       </w:r>
     </w:p>
-    <w:bookmarkEnd w:id="103"/>
-    <w:bookmarkEnd w:id="104"/>
+    <w:bookmarkEnd w:id="115"/>
+    <w:bookmarkStart w:id="116" w:name="Xce7c1be6ae374052f45d1d2476d1759baff5557"/>
+    <w:p>
+      <w:pPr>
+        <w:pStyle w:val="Heading2"/>
+      </w:pPr>
+      <w:r>
+        <w:t xml:space="preserve">Structural bridge from Chapter 8 to Chapter 9 (new this round)</w:t>
+      </w:r>
+    </w:p>
+    <w:p>
+      <w:pPr>
+        <w:numPr>
+          <w:ilvl w:val="0"/>
+          <w:numId w:val="1037"/>
+        </w:numPr>
+        <w:pStyle w:val="Compact"/>
+      </w:pPr>
+      <w:r>
+        <w:rPr>
+          <w:bCs/>
+          <w:b/>
+        </w:rPr>
+        <w:t xml:space="preserve">What Chapter 8 left as an open handoff:</w:t>
+      </w:r>
+      <w:r>
+        <w:t xml:space="preserve"> </w:t>
+      </w:r>
+      <w:r>
+        <w:t xml:space="preserve">a full posterior/interval distribution over the reconstructed quantity</w:t>
+      </w:r>
+      <w:r>
+        <w:t xml:space="preserve"> </w:t>
+      </w:r>
+      <m:oMath>
+        <m:r>
+          <m:t>X</m:t>
+        </m:r>
+        <m:d>
+          <m:dPr>
+            <m:begChr m:val="("/>
+            <m:endChr m:val=")"/>
+            <m:sepChr m:val=""/>
+            <m:grow/>
+          </m:dPr>
+          <m:e>
+            <m:r>
+              <m:t>τ</m:t>
+            </m:r>
+          </m:e>
+        </m:d>
+      </m:oMath>
+      <w:r>
+        <w:t xml:space="preserve"> </w:t>
+      </w:r>
+      <w:r>
+        <w:t xml:space="preserve">— or, where §7.0’s criteria could not be jointly satisfied, an explicit downgrade to a qualitative trend or exceedance-probability statement (§7.1.2, §8.14) — decomposed by upstream source (§8.13) but not yet connected to any specific institutional action.</w:t>
+      </w:r>
+    </w:p>
+    <w:p>
+      <w:pPr>
+        <w:numPr>
+          <w:ilvl w:val="0"/>
+          <w:numId w:val="1037"/>
+        </w:numPr>
+        <w:pStyle w:val="Compact"/>
+      </w:pPr>
+      <w:r>
+        <w:rPr>
+          <w:bCs/>
+          <w:b/>
+        </w:rPr>
+        <w:t xml:space="preserve">What Chapter 9 does with it:</w:t>
+      </w:r>
+      <w:r>
+        <w:t xml:space="preserve"> </w:t>
+      </w:r>
+      <w:r>
+        <w:t xml:space="preserve">supplies the translation layer Chapter 8 deliberately stopped short of, per §8.14’s own framing (</w:t>
+      </w:r>
+      <w:r>
+        <w:t xml:space="preserve">“</w:t>
+      </w:r>
+      <w:r>
+        <w:t xml:space="preserve">a public health decision-maker does not need a probability distribution for its own sake</w:t>
+      </w:r>
+      <w:r>
+        <w:t xml:space="preserve">”</w:t>
+      </w:r>
+      <w:r>
+        <w:t xml:space="preserve">). Rather than asking how uncertain</w:t>
+      </w:r>
+      <w:r>
+        <w:t xml:space="preserve"> </w:t>
+      </w:r>
+      <m:oMath>
+        <m:r>
+          <m:t>X</m:t>
+        </m:r>
+        <m:d>
+          <m:dPr>
+            <m:begChr m:val="("/>
+            <m:endChr m:val=")"/>
+            <m:sepChr m:val=""/>
+            <m:grow/>
+          </m:dPr>
+          <m:e>
+            <m:r>
+              <m:t>τ</m:t>
+            </m:r>
+          </m:e>
+        </m:d>
+      </m:oMath>
+      <w:r>
+        <w:t xml:space="preserve"> </w:t>
+      </w:r>
+      <w:r>
+        <w:t xml:space="preserve">is (Chapter 8’s question), Chapter 9 asks: given that uncertainty, honestly disclosed, what surveillance objective is this signal serving (§9.1), what threshold and error-cost structure should govern whether it triggers a response (§9.2), what other data streams should it be combined with and how (§9.3–9.4), what can it never be asked to do (§9.5), what additional risk does it carry at fine spatial resolution (§9.6), and what has to be true before it is actually used to act (§9.7)? This is not a further narrowing of</w:t>
+      </w:r>
+      <w:r>
+        <w:t xml:space="preserve"> </w:t>
+      </w:r>
+      <m:oMath>
+        <m:r>
+          <m:t>X</m:t>
+        </m:r>
+        <m:d>
+          <m:dPr>
+            <m:begChr m:val="("/>
+            <m:endChr m:val=")"/>
+            <m:sepChr m:val=""/>
+            <m:grow/>
+          </m:dPr>
+          <m:e>
+            <m:r>
+              <m:t>τ</m:t>
+            </m:r>
+          </m:e>
+        </m:d>
+      </m:oMath>
+      <w:r>
+        <w:t xml:space="preserve">’s uncertainty — nothing in Chapter 9 makes the signal more or less certain — it is an account of what happens to an uncertainty-quantified signal once it leaves the modeling pipeline Chapters 3–8 built.</w:t>
+      </w:r>
+    </w:p>
+    <w:p>
+      <w:pPr>
+        <w:numPr>
+          <w:ilvl w:val="0"/>
+          <w:numId w:val="1037"/>
+        </w:numPr>
+        <w:pStyle w:val="Compact"/>
+      </w:pPr>
+      <w:r>
+        <w:rPr>
+          <w:bCs/>
+          <w:b/>
+        </w:rPr>
+        <w:t xml:space="preserve">Why this matters going forward:</w:t>
+      </w:r>
+      <w:r>
+        <w:t xml:space="preserve"> </w:t>
+      </w:r>
+      <w:r>
+        <w:t xml:space="preserve">§9.8’s minimum-reporting-requirement device closes the loop Chapters 5, 6, 7, and 8 each opened at their own stage (§5.7, §6.9, §7.7, §8.15) — every one of those chapter-level reporting standards feeds directly into what §9.8 requires a decision-ready signal to disclose, meaning Chapter 9’s institutional-translation layer is not a new, independent set of requirements bolted onto the science, but the direct downstream consequence of disclosure gaps this review has been naming, one methodological stage at a time, since Chapter 5.</w:t>
+      </w:r>
+    </w:p>
+    <w:bookmarkEnd w:id="116"/>
+    <w:bookmarkEnd w:id="117"/>
     <w:sectPr>
       <w:pgSz w:h="15840" w:w="12240"/>
       <w:pgMar w:bottom="1008" w:left="864" w:right="864" w:top="1008"/>
@@ -29156,6 +32085,18 @@
     <w:abstractNumId w:val="991"/>
   </w:num>
   <w:num w:numId="1027">
+    <w:abstractNumId w:val="991"/>
+  </w:num>
+  <w:num w:numId="1028">
+    <w:abstractNumId w:val="991"/>
+  </w:num>
+  <w:num w:numId="1029">
+    <w:abstractNumId w:val="991"/>
+  </w:num>
+  <w:num w:numId="1030">
+    <w:abstractNumId w:val="991"/>
+  </w:num>
+  <w:num w:numId="1031">
     <w:abstractNumId w:val="99411"/>
     <w:lvlOverride w:ilvl="0">
       <w:startOverride w:val="1"/>
@@ -29185,16 +32126,49 @@
       <w:startOverride w:val="1"/>
     </w:lvlOverride>
   </w:num>
-  <w:num w:numId="1028">
+  <w:num w:numId="1032">
+    <w:abstractNumId w:val="99411"/>
+    <w:lvlOverride w:ilvl="0">
+      <w:startOverride w:val="1"/>
+    </w:lvlOverride>
+    <w:lvlOverride w:ilvl="1">
+      <w:startOverride w:val="1"/>
+    </w:lvlOverride>
+    <w:lvlOverride w:ilvl="2">
+      <w:startOverride w:val="1"/>
+    </w:lvlOverride>
+    <w:lvlOverride w:ilvl="3">
+      <w:startOverride w:val="1"/>
+    </w:lvlOverride>
+    <w:lvlOverride w:ilvl="4">
+      <w:startOverride w:val="1"/>
+    </w:lvlOverride>
+    <w:lvlOverride w:ilvl="5">
+      <w:startOverride w:val="1"/>
+    </w:lvlOverride>
+    <w:lvlOverride w:ilvl="6">
+      <w:startOverride w:val="1"/>
+    </w:lvlOverride>
+    <w:lvlOverride w:ilvl="7">
+      <w:startOverride w:val="1"/>
+    </w:lvlOverride>
+    <w:lvlOverride w:ilvl="8">
+      <w:startOverride w:val="1"/>
+    </w:lvlOverride>
+  </w:num>
+  <w:num w:numId="1033">
     <w:abstractNumId w:val="991"/>
   </w:num>
-  <w:num w:numId="1029">
+  <w:num w:numId="1034">
     <w:abstractNumId w:val="991"/>
   </w:num>
-  <w:num w:numId="1030">
+  <w:num w:numId="1035">
     <w:abstractNumId w:val="991"/>
   </w:num>
-  <w:num w:numId="1031">
+  <w:num w:numId="1036">
+    <w:abstractNumId w:val="991"/>
+  </w:num>
+  <w:num w:numId="1037">
     <w:abstractNumId w:val="991"/>
   </w:num>
 </w:numbering>
